--- a/王辉+西安电子科技大学+硕士+软件.docx
+++ b/王辉+西安电子科技大学+硕士+软件.docx
@@ -169,31 +169,7 @@
                                   <w:spacing w:val="9"/>
                                   <w:sz w:val="28"/>
                                 </w:rPr>
-                                <w:t>厚德</w:t>
-                              </w:r>
-                              <w:r>
-                                <w:rPr>
-                                  <w:b/>
-                                  <w:spacing w:val="9"/>
-                                  <w:sz w:val="28"/>
-                                </w:rPr>
-                                <w:t xml:space="preserve"> </w:t>
-                              </w:r>
-                              <w:r>
-                                <w:rPr>
-                                  <w:b/>
-                                  <w:spacing w:val="9"/>
-                                  <w:sz w:val="28"/>
-                                </w:rPr>
-                                <w:t>求真</w:t>
-                              </w:r>
-                              <w:r>
-                                <w:rPr>
-                                  <w:b/>
-                                  <w:spacing w:val="9"/>
-                                  <w:sz w:val="28"/>
-                                </w:rPr>
-                                <w:t xml:space="preserve"> </w:t>
+                                <w:t xml:space="preserve">厚德 求真 </w:t>
                               </w:r>
                               <w:proofErr w:type="gramStart"/>
                               <w:r>
@@ -211,23 +187,7 @@
                                   <w:spacing w:val="9"/>
                                   <w:sz w:val="28"/>
                                 </w:rPr>
-                                <w:t>学</w:t>
-                              </w:r>
-                              <w:r>
-                                <w:rPr>
-                                  <w:b/>
-                                  <w:spacing w:val="9"/>
-                                  <w:sz w:val="28"/>
-                                </w:rPr>
-                                <w:t xml:space="preserve"> </w:t>
-                              </w:r>
-                              <w:r>
-                                <w:rPr>
-                                  <w:b/>
-                                  <w:spacing w:val="9"/>
-                                  <w:sz w:val="28"/>
-                                </w:rPr>
-                                <w:t>笃行</w:t>
+                                <w:t>学 笃行</w:t>
                               </w:r>
                             </w:p>
                           </w:txbxContent>
@@ -291,31 +251,7 @@
                             <w:spacing w:val="9"/>
                             <w:sz w:val="28"/>
                           </w:rPr>
-                          <w:t>厚德</w:t>
-                        </w:r>
-                        <w:r>
-                          <w:rPr>
-                            <w:b/>
-                            <w:spacing w:val="9"/>
-                            <w:sz w:val="28"/>
-                          </w:rPr>
-                          <w:t xml:space="preserve"> </w:t>
-                        </w:r>
-                        <w:r>
-                          <w:rPr>
-                            <w:b/>
-                            <w:spacing w:val="9"/>
-                            <w:sz w:val="28"/>
-                          </w:rPr>
-                          <w:t>求真</w:t>
-                        </w:r>
-                        <w:r>
-                          <w:rPr>
-                            <w:b/>
-                            <w:spacing w:val="9"/>
-                            <w:sz w:val="28"/>
-                          </w:rPr>
-                          <w:t xml:space="preserve"> </w:t>
+                          <w:t xml:space="preserve">厚德 求真 </w:t>
                         </w:r>
                         <w:proofErr w:type="gramStart"/>
                         <w:r>
@@ -333,23 +269,7 @@
                             <w:spacing w:val="9"/>
                             <w:sz w:val="28"/>
                           </w:rPr>
-                          <w:t>学</w:t>
-                        </w:r>
-                        <w:r>
-                          <w:rPr>
-                            <w:b/>
-                            <w:spacing w:val="9"/>
-                            <w:sz w:val="28"/>
-                          </w:rPr>
-                          <w:t xml:space="preserve"> </w:t>
-                        </w:r>
-                        <w:r>
-                          <w:rPr>
-                            <w:b/>
-                            <w:spacing w:val="9"/>
-                            <w:sz w:val="28"/>
-                          </w:rPr>
-                          <w:t>笃行</w:t>
+                          <w:t>学 笃行</w:t>
                         </w:r>
                       </w:p>
                     </w:txbxContent>
@@ -366,7 +286,6 @@
       <w:pPr>
         <w:tabs>
           <w:tab w:val="left" w:pos="2448"/>
-          <w:tab w:val="left" w:pos="5071"/>
         </w:tabs>
         <w:spacing w:before="58" w:line="360" w:lineRule="exact"/>
         <w:ind w:left="137"/>
@@ -431,7 +350,21 @@
           <w:rFonts w:ascii="Times New Roman" w:hAnsi="Times New Roman" w:cs="Times New Roman" w:hint="eastAsia"/>
           <w:sz w:val="21"/>
         </w:rPr>
-        <w:t>软件工程师</w:t>
+        <w:t>智能制造</w:t>
+      </w:r>
+      <w:r>
+        <w:rPr>
+          <w:rFonts w:ascii="Times New Roman" w:hAnsi="Times New Roman" w:cs="Times New Roman" w:hint="eastAsia"/>
+          <w:sz w:val="21"/>
+        </w:rPr>
+        <w:t>工程师</w:t>
+      </w:r>
+      <w:r>
+        <w:rPr>
+          <w:rFonts w:ascii="Times New Roman" w:hAnsi="Times New Roman" w:cs="Times New Roman"/>
+          <w:sz w:val="21"/>
+        </w:rPr>
+        <w:tab/>
       </w:r>
       <w:r>
         <w:rPr>
@@ -483,7 +416,7 @@
       <w:pPr>
         <w:tabs>
           <w:tab w:val="left" w:pos="2448"/>
-          <w:tab w:val="left" w:pos="5071"/>
+          <w:tab w:val="left" w:pos="5698"/>
         </w:tabs>
         <w:spacing w:line="360" w:lineRule="exact"/>
         <w:ind w:left="136"/>
@@ -1075,7 +1008,15 @@
           <w:b/>
           <w:spacing w:val="-4"/>
         </w:rPr>
-        <w:t>.6</w:t>
+        <w:t>.</w:t>
+      </w:r>
+      <w:r>
+        <w:rPr>
+          <w:rFonts w:ascii="Times New Roman" w:eastAsia="Times New Roman" w:hAnsi="Times New Roman" w:cs="Times New Roman"/>
+          <w:b/>
+          <w:spacing w:val="-4"/>
+        </w:rPr>
+        <w:t>5</w:t>
       </w:r>
       <w:r>
         <w:rPr>
@@ -1107,7 +1048,15 @@
           <w:b/>
           <w:spacing w:val="-4"/>
         </w:rPr>
-        <w:t>20</w:t>
+        <w:t>3</w:t>
+      </w:r>
+      <w:r>
+        <w:rPr>
+          <w:rFonts w:ascii="Times New Roman" w:eastAsia="Times New Roman" w:hAnsi="Times New Roman" w:cs="Times New Roman"/>
+          <w:b/>
+          <w:spacing w:val="-4"/>
+        </w:rPr>
+        <w:t>0</w:t>
       </w:r>
       <w:r>
         <w:rPr>
@@ -1127,6 +1076,7 @@
         <w:spacing w:before="15" w:line="218" w:lineRule="auto"/>
         <w:ind w:left="101" w:right="390" w:firstLine="62"/>
         <w:rPr>
+          <w:rFonts w:hint="eastAsia"/>
           <w:b/>
           <w:color w:val="252525"/>
           <w:spacing w:val="40"/>
@@ -1145,13 +1095,15 @@
           <w:b/>
           <w:spacing w:val="-2"/>
         </w:rPr>
-        <w:t>数据结构与算法、计算机网络、操作系统、计算机组成原理</w:t>
-      </w:r>
-      <w:r>
-        <w:rPr>
-          <w:spacing w:val="-2"/>
-        </w:rPr>
-        <w:t>等</w:t>
+        <w:t>数据结构与算法、</w:t>
+      </w:r>
+      <w:r>
+        <w:rPr>
+          <w:rFonts w:hint="eastAsia"/>
+          <w:b/>
+          <w:spacing w:val="-2"/>
+        </w:rPr>
+        <w:t>概率论与数理统计、运筹学、线性代数、机械设计、机械制造基础</w:t>
       </w:r>
     </w:p>
     <w:p>
@@ -1176,1577 +1128,269 @@
           <w:spacing w:val="-4"/>
           <w:sz w:val="24"/>
         </w:rPr>
-        <w:t>实习经历</w:t>
+        <w:t>专业技能</w:t>
       </w:r>
     </w:p>
     <w:p>
       <w:pPr>
-        <w:spacing w:line="280" w:lineRule="exact"/>
-        <w:ind w:left="153" w:right="181"/>
+        <w:spacing w:line="300" w:lineRule="exact"/>
+        <w:ind w:left="164" w:right="181"/>
         <w:jc w:val="both"/>
-        <w:rPr>
-          <w:b/>
-          <w:spacing w:val="53"/>
-          <w:sz w:val="24"/>
-          <w:szCs w:val="24"/>
-        </w:rPr>
       </w:pPr>
-      <w:r>
-        <w:rPr>
-          <w:rFonts w:hint="eastAsia"/>
-          <w:b/>
-          <w:sz w:val="24"/>
-          <w:szCs w:val="24"/>
-        </w:rPr>
-        <w:t>西安近代化学研究所</w:t>
-      </w:r>
-      <w:r>
-        <w:rPr>
-          <w:b/>
-          <w:spacing w:val="80"/>
-          <w:w w:val="150"/>
-          <w:sz w:val="24"/>
-          <w:szCs w:val="24"/>
-        </w:rPr>
-        <w:tab/>
-      </w:r>
-      <w:r>
-        <w:rPr>
-          <w:b/>
-          <w:spacing w:val="80"/>
-          <w:w w:val="150"/>
-          <w:sz w:val="24"/>
-          <w:szCs w:val="24"/>
-        </w:rPr>
-        <w:tab/>
-      </w:r>
-      <w:r>
-        <w:rPr>
-          <w:b/>
-          <w:spacing w:val="80"/>
-          <w:w w:val="150"/>
-          <w:sz w:val="24"/>
-          <w:szCs w:val="24"/>
-        </w:rPr>
-        <w:tab/>
-      </w:r>
-      <w:r>
-        <w:rPr>
-          <w:b/>
-          <w:spacing w:val="80"/>
-          <w:w w:val="150"/>
-          <w:sz w:val="24"/>
-          <w:szCs w:val="24"/>
-        </w:rPr>
-        <w:tab/>
-      </w:r>
-      <w:r>
-        <w:rPr>
-          <w:rFonts w:hint="eastAsia"/>
-          <w:b/>
-          <w:sz w:val="24"/>
-          <w:szCs w:val="24"/>
-        </w:rPr>
-        <w:t>软件开发实习生</w:t>
-      </w:r>
-      <w:r>
-        <w:rPr>
-          <w:b/>
-          <w:sz w:val="24"/>
-          <w:szCs w:val="24"/>
-        </w:rPr>
-        <w:tab/>
-      </w:r>
-      <w:r>
-        <w:rPr>
-          <w:b/>
-          <w:sz w:val="24"/>
-          <w:szCs w:val="24"/>
-        </w:rPr>
-        <w:tab/>
-      </w:r>
-      <w:r>
-        <w:rPr>
-          <w:b/>
-          <w:sz w:val="24"/>
-          <w:szCs w:val="24"/>
-        </w:rPr>
-        <w:tab/>
-        <w:t xml:space="preserve">  </w:t>
-      </w:r>
-      <w:r>
-        <w:rPr>
-          <w:rFonts w:ascii="Times New Roman" w:hAnsi="Times New Roman" w:cs="Times New Roman"/>
-          <w:b/>
-          <w:sz w:val="24"/>
-          <w:szCs w:val="24"/>
-        </w:rPr>
-        <w:t>2025.06 - 2025.10</w:t>
+      <w:bookmarkStart w:id="0" w:name="_Hlk240109423"/>
+      <w:r>
+        <w:rPr>
+          <w:rFonts w:ascii="Times New Roman" w:hAnsi="Times New Roman" w:hint="eastAsia"/>
+          <w:bCs/>
+          <w:spacing w:val="7"/>
+        </w:rPr>
+        <w:t>1</w:t>
+      </w:r>
+      <w:r>
+        <w:rPr>
+          <w:rFonts w:ascii="Times New Roman" w:hAnsi="Times New Roman" w:hint="eastAsia"/>
+          <w:bCs/>
+          <w:spacing w:val="7"/>
+        </w:rPr>
+        <w:t>、</w:t>
+      </w:r>
+      <w:r>
+        <w:rPr>
+          <w:b/>
+          <w:bCs/>
+        </w:rPr>
+        <w:t>数学建模与数据分析</w:t>
+      </w:r>
+      <w:r>
+        <w:rPr>
+          <w:rFonts w:ascii="Times New Roman" w:hAnsi="Times New Roman"/>
+          <w:b/>
+        </w:rPr>
+        <w:t>：</w:t>
+      </w:r>
+      <w:r>
+        <w:t>掌握概率论、数理统计、运筹学、线性代数等数学基础，具备工业数据清洗、统计分析、特征工程及预测建模经验</w:t>
+      </w:r>
+      <w:r>
+        <w:rPr>
+          <w:rFonts w:ascii="Times New Roman" w:hAnsi="Times New Roman" w:hint="eastAsia"/>
+          <w:bCs/>
+          <w:spacing w:val="7"/>
+        </w:rPr>
+        <w:t>；</w:t>
       </w:r>
     </w:p>
     <w:p>
       <w:pPr>
-        <w:spacing w:line="320" w:lineRule="exact"/>
+        <w:spacing w:line="300" w:lineRule="exact"/>
         <w:ind w:left="153" w:right="181"/>
         <w:jc w:val="both"/>
         <w:rPr>
-          <w:bCs/>
-          <w:spacing w:val="-2"/>
+          <w:rFonts w:ascii="Times New Roman" w:hAnsi="Times New Roman"/>
+          <w:b/>
+          <w:spacing w:val="7"/>
         </w:rPr>
       </w:pPr>
       <w:r>
         <w:rPr>
-          <w:rFonts w:hint="eastAsia"/>
-          <w:b/>
-          <w:spacing w:val="-2"/>
-        </w:rPr>
-        <w:t>工作职责</w:t>
-      </w:r>
-      <w:r>
-        <w:rPr>
-          <w:b/>
-          <w:spacing w:val="-2"/>
+          <w:rFonts w:ascii="Times New Roman" w:hAnsi="Times New Roman" w:hint="eastAsia"/>
+          <w:bCs/>
+          <w:spacing w:val="7"/>
+        </w:rPr>
+        <w:t>2</w:t>
+      </w:r>
+      <w:r>
+        <w:rPr>
+          <w:rFonts w:ascii="Times New Roman" w:hAnsi="Times New Roman" w:hint="eastAsia"/>
+          <w:bCs/>
+          <w:spacing w:val="7"/>
+        </w:rPr>
+        <w:t>、</w:t>
+      </w:r>
+      <w:r>
+        <w:rPr>
+          <w:b/>
+          <w:bCs/>
+        </w:rPr>
+        <w:t>机器学习/深度学习</w:t>
+      </w:r>
+      <w:r>
+        <w:rPr>
+          <w:rFonts w:ascii="Times New Roman" w:hAnsi="Times New Roman" w:hint="eastAsia"/>
+          <w:b/>
+          <w:spacing w:val="7"/>
         </w:rPr>
         <w:t>：</w:t>
       </w:r>
       <w:r>
-        <w:rPr>
-          <w:rFonts w:hint="eastAsia"/>
-          <w:b/>
-          <w:spacing w:val="-2"/>
-        </w:rPr>
-        <w:t>对接项目方梳理需求，与团队协同完成方案讨论、功能开发及系统联调，并参与应用部署、文档整理、交付支持与问题排查。</w:t>
+        <w:t xml:space="preserve">熟悉 </w:t>
+      </w:r>
+      <w:r>
+        <w:rPr>
+          <w:rStyle w:val="a9"/>
+          <w:b w:val="0"/>
+          <w:bCs w:val="0"/>
+        </w:rPr>
+        <w:t>XGBoost、Transformer、多任务学习、迁移学习、强化学习、</w:t>
+      </w:r>
+      <w:proofErr w:type="spellStart"/>
+      <w:r>
+        <w:rPr>
+          <w:rStyle w:val="a9"/>
+          <w:b w:val="0"/>
+          <w:bCs w:val="0"/>
+        </w:rPr>
+        <w:t>PyTorch</w:t>
+      </w:r>
+      <w:proofErr w:type="spellEnd"/>
+      <w:r>
+        <w:rPr>
+          <w:b/>
+          <w:bCs/>
+        </w:rPr>
+        <w:t>，</w:t>
+      </w:r>
+      <w:r>
+        <w:t>具备制造过程质量预测、波动预测及工艺参数优化经验</w:t>
+      </w:r>
+      <w:r>
+        <w:rPr>
+          <w:rFonts w:ascii="Times New Roman" w:hAnsi="Times New Roman" w:hint="eastAsia"/>
+          <w:bCs/>
+          <w:spacing w:val="7"/>
+        </w:rPr>
+        <w:t>；</w:t>
       </w:r>
     </w:p>
     <w:p>
       <w:pPr>
-        <w:spacing w:line="320" w:lineRule="exact"/>
+        <w:spacing w:line="300" w:lineRule="exact"/>
         <w:ind w:left="153" w:right="181"/>
-        <w:jc w:val="center"/>
-        <w:rPr>
-          <w:b/>
-          <w:spacing w:val="-2"/>
+        <w:jc w:val="both"/>
+        <w:rPr>
+          <w:rFonts w:ascii="Times New Roman" w:hAnsi="Times New Roman"/>
         </w:rPr>
       </w:pPr>
       <w:r>
         <w:rPr>
-          <w:rFonts w:hint="eastAsia"/>
-          <w:b/>
-          <w:spacing w:val="-2"/>
-        </w:rPr>
-        <w:t>目标毁伤检测与评估系统</w:t>
+          <w:rFonts w:ascii="Times New Roman" w:hAnsi="Times New Roman" w:cs="Times New Roman" w:hint="eastAsia"/>
+          <w:bCs/>
+          <w:spacing w:val="-2"/>
+        </w:rPr>
+        <w:t>3</w:t>
+      </w:r>
+      <w:r>
+        <w:rPr>
+          <w:rFonts w:ascii="Times New Roman" w:hAnsi="Times New Roman" w:cs="Times New Roman" w:hint="eastAsia"/>
+          <w:bCs/>
+          <w:spacing w:val="-2"/>
+        </w:rPr>
+        <w:t>、</w:t>
+      </w:r>
+      <w:r>
+        <w:rPr>
+          <w:b/>
+          <w:bCs/>
+        </w:rPr>
+        <w:t>工业数据分析</w:t>
+      </w:r>
+      <w:r>
+        <w:rPr>
+          <w:rFonts w:ascii="Times New Roman" w:hAnsi="Times New Roman"/>
+          <w:b/>
+        </w:rPr>
+        <w:t>：</w:t>
+      </w:r>
+      <w:r>
+        <w:t xml:space="preserve">熟练使用 </w:t>
+      </w:r>
+      <w:r>
+        <w:rPr>
+          <w:rStyle w:val="a9"/>
+          <w:b w:val="0"/>
+          <w:bCs w:val="0"/>
+        </w:rPr>
+        <w:t>Python、Pandas、NumPy、Matplotlib</w:t>
+      </w:r>
+      <w:r>
+        <w:t xml:space="preserve"> 进行数据处理、统计分析和可视化，熟悉 SQL 及 MySQL 数据库</w:t>
+      </w:r>
+      <w:r>
+        <w:rPr>
+          <w:rFonts w:ascii="Times New Roman" w:hAnsi="Times New Roman" w:hint="eastAsia"/>
+        </w:rPr>
+        <w:t>；</w:t>
       </w:r>
     </w:p>
     <w:p>
       <w:pPr>
-        <w:spacing w:line="320" w:lineRule="exact"/>
+        <w:spacing w:line="300" w:lineRule="exact"/>
         <w:ind w:left="153" w:right="181"/>
         <w:jc w:val="both"/>
         <w:rPr>
-          <w:bCs/>
-          <w:spacing w:val="53"/>
+          <w:rFonts w:ascii="Times New Roman" w:hAnsi="Times New Roman" w:cs="Times New Roman"/>
+          <w:b/>
+          <w:spacing w:val="-2"/>
         </w:rPr>
       </w:pPr>
       <w:r>
         <w:rPr>
-          <w:rFonts w:hint="eastAsia"/>
-          <w:b/>
-          <w:spacing w:val="-2"/>
-        </w:rPr>
-        <w:t>项目背景：</w:t>
-      </w:r>
-      <w:r>
-        <w:rPr>
-          <w:rFonts w:hint="eastAsia"/>
-          <w:bCs/>
-          <w:spacing w:val="-2"/>
-        </w:rPr>
-        <w:t>面向深度学习算法任务执行与结果管理需求，建设支持算法任务调度、运行管理及大文件传输的后端服务平台。</w:t>
+          <w:rFonts w:ascii="Times New Roman" w:hAnsi="Times New Roman" w:cs="Times New Roman" w:hint="eastAsia"/>
+          <w:bCs/>
+          <w:spacing w:val="-2"/>
+        </w:rPr>
+        <w:t>4</w:t>
+      </w:r>
+      <w:r>
+        <w:rPr>
+          <w:rFonts w:ascii="Times New Roman" w:hAnsi="Times New Roman" w:cs="Times New Roman" w:hint="eastAsia"/>
+          <w:bCs/>
+          <w:spacing w:val="-2"/>
+        </w:rPr>
+        <w:t>、</w:t>
+      </w:r>
+      <w:r>
+        <w:rPr>
+          <w:b/>
+          <w:bCs/>
+        </w:rPr>
+        <w:t>工业软件与工程实践</w:t>
+      </w:r>
+      <w:r>
+        <w:rPr>
+          <w:rFonts w:ascii="Times New Roman" w:hAnsi="Times New Roman" w:cs="Times New Roman" w:hint="eastAsia"/>
+          <w:b/>
+          <w:spacing w:val="-2"/>
+        </w:rPr>
+        <w:t>：</w:t>
+      </w:r>
+      <w:r>
+        <w:t>熟悉 Java、Spring Boot、</w:t>
+      </w:r>
+      <w:proofErr w:type="spellStart"/>
+      <w:r>
+        <w:t>FastAPI</w:t>
+      </w:r>
+      <w:proofErr w:type="spellEnd"/>
+      <w:r>
+        <w:t>、Docker、Linux、Git、RabbitMQ、Redis，具备算法服务开发、系统集成与部署经验</w:t>
+      </w:r>
+      <w:r>
+        <w:rPr>
+          <w:rFonts w:ascii="Times New Roman" w:hAnsi="Times New Roman" w:hint="eastAsia"/>
+        </w:rPr>
+        <w:t>；</w:t>
       </w:r>
     </w:p>
-    <w:p>
-      <w:pPr>
-        <w:spacing w:before="18" w:line="320" w:lineRule="exact"/>
-        <w:ind w:left="153" w:right="181"/>
-        <w:jc w:val="both"/>
-        <w:rPr>
-          <w:rFonts w:ascii="Times New Roman" w:hAnsi="Times New Roman"/>
-          <w:bCs/>
-          <w:spacing w:val="-2"/>
-        </w:rPr>
-      </w:pPr>
-      <w:r>
-        <w:rPr>
-          <w:b/>
-        </w:rPr>
-        <w:t>负责内容</w:t>
-      </w:r>
-      <w:r>
-        <w:rPr>
-          <w:rFonts w:hint="eastAsia"/>
-          <w:b/>
-        </w:rPr>
-        <w:t>：</w:t>
-      </w:r>
-      <w:r>
-        <w:rPr>
-          <w:rFonts w:ascii="Times New Roman" w:hAnsi="Times New Roman" w:hint="eastAsia"/>
-          <w:bCs/>
-          <w:spacing w:val="-2"/>
-        </w:rPr>
-        <w:t>（</w:t>
-      </w:r>
-      <w:r>
-        <w:rPr>
-          <w:rFonts w:ascii="Times New Roman" w:hAnsi="Times New Roman" w:hint="eastAsia"/>
-          <w:bCs/>
-          <w:spacing w:val="-2"/>
-        </w:rPr>
-        <w:t>1</w:t>
-      </w:r>
-      <w:r>
-        <w:rPr>
-          <w:rFonts w:ascii="Times New Roman" w:hAnsi="Times New Roman" w:hint="eastAsia"/>
-          <w:bCs/>
-          <w:spacing w:val="-2"/>
-        </w:rPr>
-        <w:t>）设计</w:t>
-      </w:r>
-      <w:r>
-        <w:rPr>
-          <w:rFonts w:ascii="Times New Roman" w:hAnsi="Times New Roman" w:hint="eastAsia"/>
-          <w:bCs/>
-          <w:spacing w:val="-2"/>
-        </w:rPr>
-        <w:t xml:space="preserve"> API</w:t>
-      </w:r>
-      <w:r>
-        <w:rPr>
-          <w:rFonts w:ascii="Times New Roman" w:hAnsi="Times New Roman" w:hint="eastAsia"/>
-          <w:bCs/>
-          <w:spacing w:val="-2"/>
-        </w:rPr>
-        <w:t>–</w:t>
-      </w:r>
-      <w:r>
-        <w:rPr>
-          <w:rFonts w:ascii="Times New Roman" w:hAnsi="Times New Roman" w:hint="eastAsia"/>
-          <w:bCs/>
-          <w:spacing w:val="-2"/>
-        </w:rPr>
-        <w:t xml:space="preserve">Worker </w:t>
-      </w:r>
-      <w:r>
-        <w:rPr>
-          <w:rFonts w:ascii="Times New Roman" w:hAnsi="Times New Roman" w:hint="eastAsia"/>
-          <w:bCs/>
-          <w:spacing w:val="-2"/>
-        </w:rPr>
-        <w:t>分离架构与任务状态机，结合</w:t>
-      </w:r>
-      <w:r>
-        <w:rPr>
-          <w:rFonts w:ascii="Times New Roman" w:hAnsi="Times New Roman" w:hint="eastAsia"/>
-          <w:bCs/>
-          <w:spacing w:val="-2"/>
-        </w:rPr>
-        <w:t xml:space="preserve"> Outbox</w:t>
-      </w:r>
-      <w:r>
-        <w:rPr>
-          <w:rFonts w:ascii="Times New Roman" w:hAnsi="Times New Roman" w:hint="eastAsia"/>
-          <w:bCs/>
-          <w:spacing w:val="-2"/>
-        </w:rPr>
-        <w:t>、</w:t>
-      </w:r>
-      <w:r>
-        <w:rPr>
-          <w:rFonts w:ascii="Times New Roman" w:hAnsi="Times New Roman" w:hint="eastAsia"/>
-          <w:bCs/>
-          <w:spacing w:val="-2"/>
-        </w:rPr>
-        <w:t xml:space="preserve">RabbitMQ </w:t>
-      </w:r>
-      <w:r>
-        <w:rPr>
-          <w:rFonts w:ascii="Times New Roman" w:hAnsi="Times New Roman" w:hint="eastAsia"/>
-          <w:bCs/>
-          <w:spacing w:val="-2"/>
-        </w:rPr>
-        <w:t>重试及</w:t>
-      </w:r>
-      <w:proofErr w:type="gramStart"/>
-      <w:r>
-        <w:rPr>
-          <w:rFonts w:ascii="Times New Roman" w:hAnsi="Times New Roman" w:hint="eastAsia"/>
-          <w:bCs/>
-          <w:spacing w:val="-2"/>
-        </w:rPr>
-        <w:t>幂</w:t>
-      </w:r>
-      <w:proofErr w:type="gramEnd"/>
-      <w:r>
-        <w:rPr>
-          <w:rFonts w:ascii="Times New Roman" w:hAnsi="Times New Roman" w:hint="eastAsia"/>
-          <w:bCs/>
-          <w:spacing w:val="-2"/>
-        </w:rPr>
-        <w:t>等约束，</w:t>
-      </w:r>
-      <w:proofErr w:type="gramStart"/>
-      <w:r>
-        <w:rPr>
-          <w:rFonts w:ascii="Times New Roman" w:hAnsi="Times New Roman" w:hint="eastAsia"/>
-          <w:bCs/>
-          <w:spacing w:val="-2"/>
-        </w:rPr>
-        <w:t>实现长耗时</w:t>
-      </w:r>
-      <w:proofErr w:type="gramEnd"/>
-      <w:r>
-        <w:rPr>
-          <w:rFonts w:ascii="Times New Roman" w:hAnsi="Times New Roman" w:hint="eastAsia"/>
-          <w:bCs/>
-          <w:spacing w:val="-2"/>
-        </w:rPr>
-        <w:t>算法任务可靠异步调度；</w:t>
-      </w:r>
-      <w:r>
-        <w:rPr>
-          <w:rFonts w:ascii="Times New Roman" w:hAnsi="Times New Roman" w:hint="eastAsia"/>
-          <w:bCs/>
-          <w:spacing w:val="-2"/>
-        </w:rPr>
-        <w:t xml:space="preserve">100 </w:t>
-      </w:r>
-      <w:proofErr w:type="gramStart"/>
-      <w:r>
-        <w:rPr>
-          <w:rFonts w:ascii="Times New Roman" w:hAnsi="Times New Roman" w:hint="eastAsia"/>
-          <w:bCs/>
-          <w:spacing w:val="-2"/>
-        </w:rPr>
-        <w:t>个并发同键请求</w:t>
-      </w:r>
-      <w:proofErr w:type="gramEnd"/>
-      <w:r>
-        <w:rPr>
-          <w:rFonts w:ascii="Times New Roman" w:hAnsi="Times New Roman" w:hint="eastAsia"/>
-          <w:bCs/>
-          <w:spacing w:val="-2"/>
-        </w:rPr>
-        <w:t>仅生成</w:t>
-      </w:r>
-      <w:r>
-        <w:rPr>
-          <w:rFonts w:ascii="Times New Roman" w:hAnsi="Times New Roman" w:hint="eastAsia"/>
-          <w:bCs/>
-          <w:spacing w:val="-2"/>
-        </w:rPr>
-        <w:t xml:space="preserve"> 1 </w:t>
-      </w:r>
-      <w:r>
-        <w:rPr>
-          <w:rFonts w:ascii="Times New Roman" w:hAnsi="Times New Roman" w:hint="eastAsia"/>
-          <w:bCs/>
-          <w:spacing w:val="-2"/>
-        </w:rPr>
-        <w:t>条有效任务。（</w:t>
-      </w:r>
-      <w:r>
-        <w:rPr>
-          <w:rFonts w:ascii="Times New Roman" w:hAnsi="Times New Roman"/>
-          <w:bCs/>
-          <w:spacing w:val="-2"/>
-        </w:rPr>
-        <w:t>2</w:t>
-      </w:r>
-      <w:r>
-        <w:rPr>
-          <w:rFonts w:ascii="Times New Roman" w:hAnsi="Times New Roman" w:hint="eastAsia"/>
-          <w:bCs/>
-          <w:spacing w:val="-2"/>
-        </w:rPr>
-        <w:t>）基于</w:t>
-      </w:r>
-      <w:r>
-        <w:rPr>
-          <w:rFonts w:ascii="Times New Roman" w:hAnsi="Times New Roman" w:hint="eastAsia"/>
-          <w:bCs/>
-          <w:spacing w:val="-2"/>
-        </w:rPr>
-        <w:t xml:space="preserve"> </w:t>
-      </w:r>
-      <w:proofErr w:type="spellStart"/>
-      <w:r>
-        <w:rPr>
-          <w:rFonts w:ascii="Times New Roman" w:hAnsi="Times New Roman" w:hint="eastAsia"/>
-          <w:bCs/>
-          <w:spacing w:val="-2"/>
-        </w:rPr>
-        <w:t>MinIO</w:t>
-      </w:r>
-      <w:proofErr w:type="spellEnd"/>
-      <w:r>
-        <w:rPr>
-          <w:rFonts w:ascii="Times New Roman" w:hAnsi="Times New Roman" w:hint="eastAsia"/>
-          <w:bCs/>
-          <w:spacing w:val="-2"/>
-        </w:rPr>
-        <w:t xml:space="preserve"> </w:t>
-      </w:r>
-      <w:r>
-        <w:rPr>
-          <w:rFonts w:ascii="Times New Roman" w:hAnsi="Times New Roman" w:hint="eastAsia"/>
-          <w:bCs/>
-          <w:spacing w:val="-2"/>
-        </w:rPr>
-        <w:t>流式读写与</w:t>
-      </w:r>
-      <w:r>
-        <w:rPr>
-          <w:rFonts w:ascii="Times New Roman" w:hAnsi="Times New Roman" w:hint="eastAsia"/>
-          <w:bCs/>
-          <w:spacing w:val="-2"/>
-        </w:rPr>
-        <w:t xml:space="preserve"> SHA-256 </w:t>
-      </w:r>
-      <w:r>
-        <w:rPr>
-          <w:rFonts w:ascii="Times New Roman" w:hAnsi="Times New Roman" w:hint="eastAsia"/>
-          <w:bCs/>
-          <w:spacing w:val="-2"/>
-        </w:rPr>
-        <w:t>校验实现大文件可靠传输及完整性验证，完成约</w:t>
-      </w:r>
-      <w:r>
-        <w:rPr>
-          <w:rFonts w:ascii="Times New Roman" w:hAnsi="Times New Roman" w:hint="eastAsia"/>
-          <w:bCs/>
-          <w:spacing w:val="-2"/>
-        </w:rPr>
-        <w:t xml:space="preserve"> 1 GiB </w:t>
-      </w:r>
-      <w:r>
-        <w:rPr>
-          <w:rFonts w:ascii="Times New Roman" w:hAnsi="Times New Roman" w:hint="eastAsia"/>
-          <w:bCs/>
-          <w:spacing w:val="-2"/>
-        </w:rPr>
-        <w:t>文件上传测试。</w:t>
-      </w:r>
-    </w:p>
-    <w:p>
-      <w:pPr>
-        <w:spacing w:before="20" w:line="320" w:lineRule="exact"/>
-        <w:ind w:right="181" w:firstLine="153"/>
-        <w:jc w:val="center"/>
-        <w:rPr>
-          <w:b/>
-          <w:spacing w:val="-2"/>
-        </w:rPr>
-      </w:pPr>
-      <w:r>
-        <w:rPr>
-          <w:rFonts w:hint="eastAsia"/>
-          <w:b/>
-          <w:spacing w:val="-2"/>
-        </w:rPr>
-        <w:t>三维模型可视化与评估系统</w:t>
-      </w:r>
-    </w:p>
-    <w:p>
-      <w:pPr>
-        <w:spacing w:before="20" w:line="320" w:lineRule="exact"/>
-        <w:ind w:left="153" w:right="181"/>
-        <w:jc w:val="both"/>
-        <w:rPr>
-          <w:bCs/>
-          <w:spacing w:val="53"/>
-        </w:rPr>
-      </w:pPr>
-      <w:r>
-        <w:rPr>
-          <w:rFonts w:hint="eastAsia"/>
-          <w:b/>
-          <w:spacing w:val="-2"/>
-        </w:rPr>
-        <w:t>项目背景：</w:t>
-      </w:r>
-      <w:r>
-        <w:rPr>
-          <w:rFonts w:hint="eastAsia"/>
-          <w:bCs/>
-          <w:spacing w:val="-2"/>
-        </w:rPr>
-        <w:t>面向复杂模型的交互式分析场景，开发包含演进与反演两类业</w:t>
-      </w:r>
-      <w:r>
-        <w:rPr>
-          <w:rFonts w:hint="eastAsia"/>
-          <w:bCs/>
-          <w:spacing w:val="-2"/>
-        </w:rPr>
-        <w:t>务流程的三维工作台，支持模型资源浏览、多部件模型加载、属性编辑、计算调用与结果展示</w:t>
-      </w:r>
-      <w:r>
-        <w:rPr>
-          <w:rFonts w:hint="eastAsia"/>
-          <w:bCs/>
-          <w:spacing w:val="-2"/>
-        </w:rPr>
-        <w:t>。</w:t>
-      </w:r>
-    </w:p>
-    <w:p>
-      <w:pPr>
-        <w:spacing w:before="18" w:line="320" w:lineRule="exact"/>
-        <w:ind w:left="153" w:right="181"/>
-        <w:jc w:val="both"/>
-        <w:rPr>
-          <w:rFonts w:ascii="Times New Roman" w:hAnsi="Times New Roman"/>
-          <w:bCs/>
-          <w:spacing w:val="-2"/>
-        </w:rPr>
-      </w:pPr>
-      <w:r>
-        <w:rPr>
-          <w:b/>
-        </w:rPr>
-        <w:t>负责内容：</w:t>
-      </w:r>
-      <w:r>
-        <w:rPr>
-          <w:rFonts w:ascii="Times New Roman" w:hAnsi="Times New Roman" w:hint="eastAsia"/>
-          <w:bCs/>
-          <w:spacing w:val="-2"/>
-        </w:rPr>
-        <w:t>基于</w:t>
-      </w:r>
-      <w:r>
-        <w:rPr>
-          <w:rFonts w:ascii="Times New Roman" w:hAnsi="Times New Roman" w:hint="eastAsia"/>
-          <w:bCs/>
-          <w:spacing w:val="-2"/>
-        </w:rPr>
-        <w:t xml:space="preserve"> Vue 3</w:t>
-      </w:r>
-      <w:r>
-        <w:rPr>
-          <w:rFonts w:ascii="Times New Roman" w:hAnsi="Times New Roman" w:hint="eastAsia"/>
-          <w:bCs/>
-          <w:spacing w:val="-2"/>
-        </w:rPr>
-        <w:t>、</w:t>
-      </w:r>
-      <w:r>
-        <w:rPr>
-          <w:rFonts w:ascii="Times New Roman" w:hAnsi="Times New Roman" w:hint="eastAsia"/>
-          <w:bCs/>
-          <w:spacing w:val="-2"/>
-        </w:rPr>
-        <w:t>Three.js</w:t>
-      </w:r>
-      <w:r>
-        <w:rPr>
-          <w:rFonts w:ascii="Times New Roman" w:hAnsi="Times New Roman" w:hint="eastAsia"/>
-          <w:bCs/>
-          <w:spacing w:val="-2"/>
-        </w:rPr>
-        <w:t>、</w:t>
-      </w:r>
-      <w:proofErr w:type="spellStart"/>
-      <w:r>
-        <w:rPr>
-          <w:rFonts w:ascii="Times New Roman" w:hAnsi="Times New Roman" w:hint="eastAsia"/>
-          <w:bCs/>
-          <w:spacing w:val="-2"/>
-        </w:rPr>
-        <w:t>JSZip</w:t>
-      </w:r>
-      <w:proofErr w:type="spellEnd"/>
-      <w:r>
-        <w:rPr>
-          <w:rFonts w:ascii="Times New Roman" w:hAnsi="Times New Roman" w:hint="eastAsia"/>
-          <w:bCs/>
-          <w:spacing w:val="-2"/>
-        </w:rPr>
-        <w:t xml:space="preserve"> </w:t>
-      </w:r>
-      <w:r>
-        <w:rPr>
-          <w:rFonts w:ascii="Times New Roman" w:hAnsi="Times New Roman" w:hint="eastAsia"/>
-          <w:bCs/>
-          <w:spacing w:val="-2"/>
-        </w:rPr>
-        <w:t>实现多部件三维模型交互，并通过依赖按需加载及</w:t>
-      </w:r>
-      <w:r>
-        <w:rPr>
-          <w:rFonts w:ascii="Times New Roman" w:hAnsi="Times New Roman" w:hint="eastAsia"/>
-          <w:bCs/>
-          <w:spacing w:val="-2"/>
-        </w:rPr>
-        <w:t xml:space="preserve"> OBJ </w:t>
-      </w:r>
-      <w:r>
-        <w:rPr>
-          <w:rFonts w:ascii="Times New Roman" w:hAnsi="Times New Roman" w:hint="eastAsia"/>
-          <w:bCs/>
-          <w:spacing w:val="-2"/>
-        </w:rPr>
-        <w:t>转</w:t>
-      </w:r>
-      <w:r>
-        <w:rPr>
-          <w:rFonts w:ascii="Times New Roman" w:hAnsi="Times New Roman" w:hint="eastAsia"/>
-          <w:bCs/>
-          <w:spacing w:val="-2"/>
-        </w:rPr>
-        <w:t xml:space="preserve"> GLB </w:t>
-      </w:r>
-      <w:r>
-        <w:rPr>
-          <w:rFonts w:ascii="Times New Roman" w:hAnsi="Times New Roman" w:hint="eastAsia"/>
-          <w:bCs/>
-          <w:spacing w:val="-2"/>
-        </w:rPr>
-        <w:t>优化加载性能，模型体积由</w:t>
-      </w:r>
-      <w:r>
-        <w:rPr>
-          <w:rFonts w:ascii="Times New Roman" w:hAnsi="Times New Roman" w:hint="eastAsia"/>
-          <w:bCs/>
-          <w:spacing w:val="-2"/>
-        </w:rPr>
-        <w:t xml:space="preserve"> 31.1 MB </w:t>
-      </w:r>
-      <w:r>
-        <w:rPr>
-          <w:rFonts w:ascii="Times New Roman" w:hAnsi="Times New Roman" w:hint="eastAsia"/>
-          <w:bCs/>
-          <w:spacing w:val="-2"/>
-        </w:rPr>
-        <w:t>降至</w:t>
-      </w:r>
-      <w:r>
-        <w:rPr>
-          <w:rFonts w:ascii="Times New Roman" w:hAnsi="Times New Roman" w:hint="eastAsia"/>
-          <w:bCs/>
-          <w:spacing w:val="-2"/>
-        </w:rPr>
-        <w:t xml:space="preserve"> 4.93 MB</w:t>
-      </w:r>
-      <w:r>
-        <w:rPr>
-          <w:rFonts w:ascii="Times New Roman" w:hAnsi="Times New Roman" w:hint="eastAsia"/>
-          <w:bCs/>
-          <w:spacing w:val="-2"/>
-        </w:rPr>
-        <w:t>，可交互时间中位数由约</w:t>
-      </w:r>
-      <w:r>
-        <w:rPr>
-          <w:rFonts w:ascii="Times New Roman" w:hAnsi="Times New Roman" w:hint="eastAsia"/>
-          <w:bCs/>
-          <w:spacing w:val="-2"/>
-        </w:rPr>
-        <w:t xml:space="preserve"> 1.02 s </w:t>
-      </w:r>
-      <w:r>
-        <w:rPr>
-          <w:rFonts w:ascii="Times New Roman" w:hAnsi="Times New Roman" w:hint="eastAsia"/>
-          <w:bCs/>
-          <w:spacing w:val="-2"/>
-        </w:rPr>
-        <w:t>降至</w:t>
-      </w:r>
-      <w:r>
-        <w:rPr>
-          <w:rFonts w:ascii="Times New Roman" w:hAnsi="Times New Roman" w:hint="eastAsia"/>
-          <w:bCs/>
-          <w:spacing w:val="-2"/>
-        </w:rPr>
-        <w:t xml:space="preserve"> 90 </w:t>
-      </w:r>
-      <w:proofErr w:type="spellStart"/>
-      <w:r>
-        <w:rPr>
-          <w:rFonts w:ascii="Times New Roman" w:hAnsi="Times New Roman" w:hint="eastAsia"/>
-          <w:bCs/>
-          <w:spacing w:val="-2"/>
-        </w:rPr>
-        <w:t>ms</w:t>
-      </w:r>
-      <w:proofErr w:type="spellEnd"/>
-      <w:r>
-        <w:rPr>
-          <w:rFonts w:ascii="Times New Roman" w:hAnsi="Times New Roman" w:hint="eastAsia"/>
-          <w:bCs/>
-          <w:spacing w:val="-2"/>
-        </w:rPr>
-        <w:t>。</w:t>
-      </w:r>
-    </w:p>
+    <w:bookmarkEnd w:id="0"/>
     <w:p>
       <w:pPr>
         <w:pStyle w:val="1"/>
         <w:spacing w:line="385" w:lineRule="exact"/>
         <w:rPr>
-          <w:bCs w:val="0"/>
           <w:color w:val="C00000"/>
-          <w:spacing w:val="-4"/>
-          <w:szCs w:val="22"/>
-        </w:rPr>
-      </w:pPr>
-      <w:r>
-        <w:rPr>
-          <w:bCs w:val="0"/>
-          <w:noProof/>
-          <w:color w:val="C00000"/>
-          <w:spacing w:val="-4"/>
-          <w:szCs w:val="22"/>
-        </w:rPr>
-        <mc:AlternateContent>
-          <mc:Choice Requires="wps">
-            <w:drawing>
-              <wp:anchor distT="0" distB="0" distL="0" distR="0" simplePos="0" relativeHeight="251663360" behindDoc="0" locked="0" layoutInCell="1" allowOverlap="1" wp14:anchorId="70701A5E" wp14:editId="17B07120">
-                <wp:simplePos x="0" y="0"/>
-                <wp:positionH relativeFrom="page">
-                  <wp:posOffset>1119505</wp:posOffset>
-                </wp:positionH>
-                <wp:positionV relativeFrom="paragraph">
-                  <wp:posOffset>90805</wp:posOffset>
-                </wp:positionV>
-                <wp:extent cx="6065520" cy="33655"/>
-                <wp:effectExtent l="0" t="0" r="0" b="0"/>
-                <wp:wrapNone/>
-                <wp:docPr id="15" name="Graphic 13"/>
-                <wp:cNvGraphicFramePr/>
-                <a:graphic xmlns:a="http://schemas.openxmlformats.org/drawingml/2006/main">
-                  <a:graphicData uri="http://schemas.microsoft.com/office/word/2010/wordprocessingShape">
-                    <wps:wsp>
-                      <wps:cNvSpPr/>
-                      <wps:spPr>
-                        <a:xfrm>
-                          <a:off x="0" y="0"/>
-                          <a:ext cx="6065520" cy="33655"/>
-                        </a:xfrm>
-                        <a:custGeom>
-                          <a:avLst/>
-                          <a:gdLst/>
-                          <a:ahLst/>
-                          <a:cxnLst/>
-                          <a:rect l="l" t="t" r="r" b="b"/>
-                          <a:pathLst>
-                            <a:path w="6065520" h="33655">
-                              <a:moveTo>
-                                <a:pt x="15875" y="33654"/>
-                              </a:moveTo>
-                              <a:lnTo>
-                                <a:pt x="0" y="17779"/>
-                              </a:lnTo>
-                              <a:lnTo>
-                                <a:pt x="304" y="14693"/>
-                              </a:lnTo>
-                              <a:lnTo>
-                                <a:pt x="6049645" y="0"/>
-                              </a:lnTo>
-                              <a:lnTo>
-                                <a:pt x="6052731" y="304"/>
-                              </a:lnTo>
-                              <a:lnTo>
-                                <a:pt x="6065520" y="15874"/>
-                              </a:lnTo>
-                              <a:lnTo>
-                                <a:pt x="6065215" y="18973"/>
-                              </a:lnTo>
-                              <a:lnTo>
-                                <a:pt x="15875" y="33654"/>
-                              </a:lnTo>
-                              <a:close/>
-                            </a:path>
-                          </a:pathLst>
-                        </a:custGeom>
-                        <a:solidFill>
-                          <a:srgbClr val="C00000"/>
-                        </a:solidFill>
-                      </wps:spPr>
-                      <wps:txbx>
-                        <w:txbxContent>
-                          <w:p>
-                            <w:pPr>
-                              <w:jc w:val="center"/>
-                            </w:pPr>
-                          </w:p>
-                        </w:txbxContent>
-                      </wps:txbx>
-                      <wps:bodyPr wrap="square" lIns="0" tIns="0" rIns="0" bIns="0" rtlCol="0">
-                        <a:noAutofit/>
-                      </wps:bodyPr>
-                    </wps:wsp>
-                  </a:graphicData>
-                </a:graphic>
-              </wp:anchor>
-            </w:drawing>
-          </mc:Choice>
-          <mc:Fallback>
-            <w:pict>
-              <v:shape w14:anchorId="70701A5E" id="Graphic 13" o:spid="_x0000_s1032" style="position:absolute;left:0;text-align:left;margin-left:88.15pt;margin-top:7.15pt;width:477.6pt;height:2.65pt;z-index:251663360;visibility:visible;mso-wrap-style:square;mso-wrap-distance-left:0;mso-wrap-distance-top:0;mso-wrap-distance-right:0;mso-wrap-distance-bottom:0;mso-position-horizontal:absolute;mso-position-horizontal-relative:page;mso-position-vertical:absolute;mso-position-vertical-relative:text;v-text-anchor:top" coordsize="6065520,33655" o:spt="100" o:gfxdata="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" adj="-11796480,,5400" path="m15875,33654l,17779,304,14693,6049645,r3086,304l6065520,15874r-305,3099l15875,33654xe" fillcolor="#c00000" stroked="f">
-                <v:stroke joinstyle="miter"/>
-                <v:formulas/>
-                <v:path arrowok="t" o:connecttype="custom" textboxrect="0,0,6065520,33655"/>
-                <v:textbox inset="0,0,0,0">
-                  <w:txbxContent>
-                    <w:p>
-                      <w:pPr>
-                        <w:jc w:val="center"/>
-                      </w:pPr>
-                    </w:p>
-                  </w:txbxContent>
-                </v:textbox>
-                <w10:wrap anchorx="page"/>
-              </v:shape>
-            </w:pict>
-          </mc:Fallback>
-        </mc:AlternateContent>
-      </w:r>
-      <w:r>
-        <w:rPr>
-          <w:rFonts w:hint="eastAsia"/>
-          <w:bCs w:val="0"/>
-          <w:color w:val="C00000"/>
-          <w:spacing w:val="-4"/>
-          <w:szCs w:val="22"/>
-        </w:rPr>
-        <w:t>项目经历</w:t>
-      </w:r>
-    </w:p>
-    <w:p>
-      <w:pPr>
-        <w:spacing w:line="320" w:lineRule="exact"/>
-        <w:ind w:left="153" w:right="181"/>
-        <w:jc w:val="both"/>
-        <w:rPr>
-          <w:b/>
-        </w:rPr>
-      </w:pPr>
-      <w:r>
-        <w:rPr>
-          <w:rFonts w:hint="eastAsia"/>
-          <w:b/>
-        </w:rPr>
-        <w:t>项目职责：</w:t>
-      </w:r>
-      <w:r>
-        <w:rPr>
-          <w:rFonts w:hint="eastAsia"/>
-          <w:b/>
-        </w:rPr>
-        <w:t xml:space="preserve"> </w:t>
-      </w:r>
-      <w:r>
-        <w:rPr>
-          <w:rFonts w:hint="eastAsia"/>
-          <w:b/>
-        </w:rPr>
-        <w:t>担任学生团队技术负责人，负责需求梳理、技术方案设计、任务拆分与团队协同，推进后端及</w:t>
-      </w:r>
-      <w:r>
-        <w:rPr>
-          <w:rFonts w:hint="eastAsia"/>
-          <w:b/>
-        </w:rPr>
-        <w:t xml:space="preserve"> AI </w:t>
-      </w:r>
-      <w:r>
-        <w:rPr>
-          <w:rFonts w:hint="eastAsia"/>
-          <w:b/>
-        </w:rPr>
-        <w:t>模块研发、系统集成和部署交付，并承担核心功能开发。</w:t>
-      </w:r>
-    </w:p>
-    <w:p>
-      <w:pPr>
-        <w:spacing w:line="320" w:lineRule="exact"/>
-        <w:ind w:left="153" w:right="181"/>
-        <w:jc w:val="both"/>
-        <w:rPr>
-          <w:b/>
-          <w:spacing w:val="53"/>
-        </w:rPr>
-      </w:pPr>
-      <w:r>
-        <w:rPr>
-          <w:b/>
-        </w:rPr>
-        <w:t>项目名称：</w:t>
-      </w:r>
-      <w:r>
-        <w:rPr>
-          <w:b/>
-          <w:spacing w:val="80"/>
-          <w:w w:val="150"/>
-        </w:rPr>
-        <w:tab/>
-      </w:r>
-      <w:r>
-        <w:rPr>
-          <w:b/>
-          <w:spacing w:val="80"/>
-          <w:w w:val="150"/>
-        </w:rPr>
-        <w:tab/>
-      </w:r>
-      <w:r>
-        <w:rPr>
-          <w:b/>
-          <w:spacing w:val="80"/>
-          <w:w w:val="150"/>
-        </w:rPr>
-        <w:tab/>
-      </w:r>
-      <w:r>
-        <w:rPr>
-          <w:rFonts w:hint="eastAsia"/>
-          <w:b/>
-        </w:rPr>
-        <w:t>武器装备资料管理与智能问答平台</w:t>
-      </w:r>
-      <w:r>
-        <w:rPr>
-          <w:rFonts w:hint="eastAsia"/>
-          <w:b/>
-        </w:rPr>
-        <w:t xml:space="preserve"> </w:t>
-      </w:r>
-      <w:r>
-        <w:rPr>
-          <w:b/>
-        </w:rPr>
-        <w:t xml:space="preserve">| </w:t>
-      </w:r>
-      <w:r>
-        <w:rPr>
-          <w:rFonts w:hint="eastAsia"/>
-          <w:b/>
-        </w:rPr>
-        <w:t>企业委托项目</w:t>
-      </w:r>
-      <w:r>
-        <w:rPr>
-          <w:b/>
-          <w:spacing w:val="53"/>
-        </w:rPr>
-        <w:tab/>
-      </w:r>
-      <w:r>
-        <w:rPr>
-          <w:b/>
-          <w:spacing w:val="53"/>
-        </w:rPr>
-        <w:tab/>
-        <w:t xml:space="preserve"> </w:t>
-      </w:r>
-      <w:r>
-        <w:rPr>
-          <w:rFonts w:ascii="Times New Roman" w:hAnsi="Times New Roman" w:cs="Times New Roman"/>
-          <w:b/>
-          <w:sz w:val="24"/>
-          <w:szCs w:val="24"/>
-        </w:rPr>
-        <w:t>2025.06 - 2025.10</w:t>
-      </w:r>
-    </w:p>
-    <w:p>
-      <w:pPr>
-        <w:spacing w:line="320" w:lineRule="exact"/>
-        <w:ind w:left="153" w:right="181"/>
-        <w:jc w:val="both"/>
-        <w:rPr>
-          <w:b/>
-          <w:spacing w:val="53"/>
-        </w:rPr>
-      </w:pPr>
-      <w:r>
-        <w:rPr>
-          <w:b/>
-          <w:spacing w:val="-2"/>
-        </w:rPr>
-        <w:t>项目简介：</w:t>
-      </w:r>
-      <w:r>
-        <w:rPr>
-          <w:rFonts w:hint="eastAsia"/>
-          <w:bCs/>
-          <w:spacing w:val="-2"/>
-        </w:rPr>
-        <w:t>面向多类型武器装备资料统一管理与智能检索需求，建设集资料维护、权限控制、智能问答及</w:t>
-      </w:r>
-      <w:r>
-        <w:rPr>
-          <w:bCs/>
-          <w:spacing w:val="-2"/>
-        </w:rPr>
-        <w:t xml:space="preserve"> Agent </w:t>
-      </w:r>
-      <w:r>
-        <w:rPr>
-          <w:bCs/>
-          <w:spacing w:val="-2"/>
-        </w:rPr>
-        <w:t>多工具协同查询于一体的平台。</w:t>
-      </w:r>
-    </w:p>
-    <w:p>
-      <w:pPr>
-        <w:spacing w:before="18" w:line="320" w:lineRule="exact"/>
-        <w:ind w:left="153" w:right="181"/>
-        <w:jc w:val="both"/>
-        <w:rPr>
-          <w:rFonts w:ascii="Times New Roman" w:hAnsi="Times New Roman"/>
-          <w:bCs/>
-          <w:spacing w:val="-2"/>
-        </w:rPr>
-      </w:pPr>
-      <w:r>
-        <w:rPr>
-          <w:rFonts w:hint="eastAsia"/>
-          <w:b/>
-        </w:rPr>
-        <w:t>技术亮点</w:t>
-      </w:r>
-      <w:r>
-        <w:rPr>
-          <w:b/>
-        </w:rPr>
-        <w:t>：</w:t>
-      </w:r>
-      <w:r>
-        <w:rPr>
-          <w:rFonts w:ascii="Times New Roman" w:hAnsi="Times New Roman" w:hint="eastAsia"/>
-          <w:bCs/>
-          <w:spacing w:val="-2"/>
-        </w:rPr>
-        <w:t>（</w:t>
-      </w:r>
-      <w:r>
-        <w:rPr>
-          <w:rFonts w:ascii="Times New Roman" w:hAnsi="Times New Roman" w:hint="eastAsia"/>
-          <w:bCs/>
-          <w:spacing w:val="-2"/>
-        </w:rPr>
-        <w:t>1</w:t>
-      </w:r>
-      <w:r>
-        <w:rPr>
-          <w:rFonts w:ascii="Times New Roman" w:hAnsi="Times New Roman" w:hint="eastAsia"/>
-          <w:bCs/>
-          <w:spacing w:val="-2"/>
-        </w:rPr>
-        <w:t>）</w:t>
-      </w:r>
-      <w:r>
-        <w:rPr>
-          <w:rFonts w:ascii="Times New Roman" w:hAnsi="Times New Roman"/>
-          <w:bCs/>
-          <w:spacing w:val="-2"/>
-        </w:rPr>
-        <w:t>针对</w:t>
-      </w:r>
-      <w:r>
-        <w:rPr>
-          <w:rFonts w:ascii="Times New Roman" w:hAnsi="Times New Roman"/>
-          <w:bCs/>
-          <w:spacing w:val="-2"/>
-        </w:rPr>
-        <w:t xml:space="preserve"> 11 </w:t>
-      </w:r>
-      <w:r>
-        <w:rPr>
-          <w:rFonts w:ascii="Times New Roman" w:hAnsi="Times New Roman"/>
-          <w:bCs/>
-          <w:spacing w:val="-2"/>
-        </w:rPr>
-        <w:t>类异构资料，采用独立业务表与资源注册表实现统一访问，结合代码配置式元数据复用字段校验、查询及导入导出逻辑，减少重复开发。</w:t>
-      </w:r>
-      <w:r>
-        <w:rPr>
-          <w:rFonts w:ascii="Times New Roman" w:hAnsi="Times New Roman" w:hint="eastAsia"/>
-          <w:bCs/>
-          <w:spacing w:val="-2"/>
-        </w:rPr>
-        <w:t>（</w:t>
-      </w:r>
-      <w:r>
-        <w:rPr>
-          <w:rFonts w:ascii="Times New Roman" w:hAnsi="Times New Roman" w:hint="eastAsia"/>
-          <w:bCs/>
-          <w:spacing w:val="-2"/>
-        </w:rPr>
-        <w:t>2</w:t>
-      </w:r>
-      <w:r>
-        <w:rPr>
-          <w:rFonts w:ascii="Times New Roman" w:hAnsi="Times New Roman" w:hint="eastAsia"/>
-          <w:bCs/>
-          <w:spacing w:val="-2"/>
-        </w:rPr>
-        <w:t>）</w:t>
-      </w:r>
-      <w:r>
-        <w:rPr>
-          <w:rFonts w:ascii="Times New Roman" w:hAnsi="Times New Roman" w:hint="eastAsia"/>
-          <w:bCs/>
-          <w:spacing w:val="-2"/>
-        </w:rPr>
-        <w:t>结合语义</w:t>
-      </w:r>
-      <w:proofErr w:type="gramStart"/>
-      <w:r>
-        <w:rPr>
-          <w:rFonts w:ascii="Times New Roman" w:hAnsi="Times New Roman" w:hint="eastAsia"/>
-          <w:bCs/>
-          <w:spacing w:val="-2"/>
-        </w:rPr>
-        <w:t>与词项混合</w:t>
-      </w:r>
-      <w:proofErr w:type="gramEnd"/>
-      <w:r>
-        <w:rPr>
-          <w:rFonts w:ascii="Times New Roman" w:hAnsi="Times New Roman" w:hint="eastAsia"/>
-          <w:bCs/>
-          <w:spacing w:val="-2"/>
-        </w:rPr>
-        <w:t>检索、重排及白名单结构化查询，实现资料智能问答与精确统计能力。</w:t>
-      </w:r>
-    </w:p>
-    <w:p>
-      <w:pPr>
-        <w:spacing w:before="20" w:line="320" w:lineRule="exact"/>
-        <w:ind w:left="153" w:right="181"/>
-        <w:jc w:val="both"/>
-        <w:rPr>
-          <w:b/>
-          <w:spacing w:val="53"/>
-        </w:rPr>
-      </w:pPr>
-      <w:r>
-        <w:rPr>
-          <w:b/>
-        </w:rPr>
-        <w:t>项目名称：</w:t>
-      </w:r>
-      <w:r>
-        <w:rPr>
-          <w:b/>
-          <w:spacing w:val="80"/>
-          <w:w w:val="150"/>
-        </w:rPr>
-        <w:tab/>
-      </w:r>
-      <w:r>
-        <w:rPr>
-          <w:b/>
-          <w:spacing w:val="80"/>
-          <w:w w:val="150"/>
-        </w:rPr>
-        <w:tab/>
-      </w:r>
-      <w:r>
-        <w:rPr>
-          <w:b/>
-          <w:spacing w:val="80"/>
-          <w:w w:val="150"/>
-        </w:rPr>
-        <w:tab/>
-      </w:r>
-      <w:r>
-        <w:rPr>
-          <w:rFonts w:hint="eastAsia"/>
-          <w:b/>
-        </w:rPr>
-        <w:t>烟草复烤工艺质量智能决策系统</w:t>
-      </w:r>
-      <w:r>
-        <w:rPr>
-          <w:b/>
-        </w:rPr>
-        <w:t xml:space="preserve"> | </w:t>
-      </w:r>
-      <w:r>
-        <w:rPr>
-          <w:b/>
-        </w:rPr>
-        <w:t>企业委托项目</w:t>
-      </w:r>
-      <w:r>
-        <w:rPr>
-          <w:b/>
-          <w:spacing w:val="53"/>
-        </w:rPr>
-        <w:tab/>
-      </w:r>
-      <w:r>
-        <w:rPr>
-          <w:b/>
-          <w:spacing w:val="53"/>
-        </w:rPr>
-        <w:tab/>
-        <w:t xml:space="preserve"> </w:t>
-      </w:r>
-      <w:r>
-        <w:rPr>
-          <w:rFonts w:hint="eastAsia"/>
-          <w:b/>
-          <w:spacing w:val="53"/>
-        </w:rPr>
-        <w:t xml:space="preserve">   </w:t>
-      </w:r>
-      <w:r>
-        <w:rPr>
-          <w:rFonts w:ascii="Times New Roman" w:hAnsi="Times New Roman" w:cs="Times New Roman"/>
-          <w:b/>
-          <w:sz w:val="24"/>
-          <w:szCs w:val="24"/>
-        </w:rPr>
-        <w:t>202</w:t>
-      </w:r>
-      <w:r>
-        <w:rPr>
-          <w:rFonts w:ascii="Times New Roman" w:hAnsi="Times New Roman" w:cs="Times New Roman" w:hint="eastAsia"/>
-          <w:b/>
-          <w:sz w:val="24"/>
-          <w:szCs w:val="24"/>
-        </w:rPr>
-        <w:t>6</w:t>
-      </w:r>
-      <w:r>
-        <w:rPr>
-          <w:rFonts w:ascii="Times New Roman" w:hAnsi="Times New Roman" w:cs="Times New Roman"/>
-          <w:b/>
-          <w:sz w:val="24"/>
-          <w:szCs w:val="24"/>
-        </w:rPr>
-        <w:t>.0</w:t>
-      </w:r>
-      <w:r>
-        <w:rPr>
-          <w:rFonts w:ascii="Times New Roman" w:hAnsi="Times New Roman" w:cs="Times New Roman" w:hint="eastAsia"/>
-          <w:b/>
-          <w:sz w:val="24"/>
-          <w:szCs w:val="24"/>
-        </w:rPr>
-        <w:t>3</w:t>
-      </w:r>
-      <w:r>
-        <w:rPr>
-          <w:rFonts w:ascii="Times New Roman" w:hAnsi="Times New Roman" w:cs="Times New Roman"/>
-          <w:b/>
-          <w:sz w:val="24"/>
-          <w:szCs w:val="24"/>
-        </w:rPr>
-        <w:t xml:space="preserve"> -</w:t>
-      </w:r>
-      <w:r>
-        <w:rPr>
-          <w:rFonts w:ascii="Times New Roman" w:hAnsi="Times New Roman" w:cs="Times New Roman"/>
-          <w:b/>
-          <w:sz w:val="21"/>
-          <w:szCs w:val="21"/>
-        </w:rPr>
-        <w:t xml:space="preserve"> </w:t>
-      </w:r>
-      <w:r>
-        <w:rPr>
-          <w:rFonts w:ascii="Times New Roman" w:hAnsi="Times New Roman" w:cs="Times New Roman" w:hint="eastAsia"/>
-          <w:b/>
-          <w:sz w:val="21"/>
-          <w:szCs w:val="21"/>
-        </w:rPr>
-        <w:t>至今</w:t>
-      </w:r>
-    </w:p>
-    <w:p>
-      <w:pPr>
-        <w:spacing w:line="320" w:lineRule="exact"/>
-        <w:ind w:left="153" w:right="181"/>
-        <w:jc w:val="both"/>
-        <w:rPr>
-          <w:rFonts w:ascii="Times New Roman" w:hAnsi="Times New Roman"/>
-          <w:bCs/>
-          <w:spacing w:val="53"/>
-        </w:rPr>
-      </w:pPr>
-      <w:r>
-        <w:rPr>
-          <w:rFonts w:ascii="Times New Roman" w:hAnsi="Times New Roman"/>
-          <w:b/>
-          <w:spacing w:val="-2"/>
-        </w:rPr>
-        <w:t>项目简介：</w:t>
-      </w:r>
-      <w:r>
-        <w:t>面向烟叶</w:t>
-      </w:r>
-      <w:proofErr w:type="gramStart"/>
-      <w:r>
-        <w:t>复烤产线质量</w:t>
-      </w:r>
-      <w:proofErr w:type="gramEnd"/>
-      <w:r>
-        <w:t>预测、工艺参数推荐及异常报警需求，接入</w:t>
-      </w:r>
-      <w:r>
-        <w:t xml:space="preserve"> </w:t>
-      </w:r>
-      <w:proofErr w:type="spellStart"/>
-      <w:r>
-        <w:t>TDengine</w:t>
-      </w:r>
-      <w:proofErr w:type="spellEnd"/>
-      <w:r>
-        <w:t xml:space="preserve"> </w:t>
-      </w:r>
-      <w:r>
-        <w:t>实时生产数</w:t>
-      </w:r>
-      <w:r>
-        <w:t>据，融合</w:t>
-      </w:r>
-      <w:r>
-        <w:t xml:space="preserve"> RAG</w:t>
-      </w:r>
-      <w:r>
-        <w:t>、</w:t>
-      </w:r>
-      <w:r>
-        <w:t xml:space="preserve">Agent </w:t>
-      </w:r>
-      <w:r>
-        <w:t>与算法服务构建生产辅助决策系统</w:t>
-      </w:r>
-      <w:r>
-        <w:rPr>
-          <w:rFonts w:ascii="Times New Roman" w:hAnsi="Times New Roman"/>
-          <w:bCs/>
-          <w:spacing w:val="-2"/>
-        </w:rPr>
-        <w:t>。</w:t>
-      </w:r>
-    </w:p>
-    <w:p>
-      <w:pPr>
-        <w:spacing w:before="18" w:line="320" w:lineRule="exact"/>
-        <w:ind w:left="153" w:right="181"/>
-        <w:jc w:val="both"/>
-        <w:rPr>
-          <w:rFonts w:ascii="Times New Roman" w:hAnsi="Times New Roman"/>
-          <w:bCs/>
-          <w:spacing w:val="-2"/>
-        </w:rPr>
-      </w:pPr>
-      <w:r>
-        <w:rPr>
-          <w:rFonts w:hint="eastAsia"/>
-          <w:b/>
-        </w:rPr>
-        <w:t>技术亮点</w:t>
-      </w:r>
-      <w:r>
-        <w:rPr>
-          <w:b/>
-        </w:rPr>
-        <w:t>：</w:t>
-      </w:r>
-      <w:r>
-        <w:rPr>
-          <w:rFonts w:ascii="Times New Roman" w:hAnsi="Times New Roman" w:hint="eastAsia"/>
-          <w:bCs/>
-          <w:spacing w:val="-2"/>
-        </w:rPr>
-        <w:t>（</w:t>
-      </w:r>
-      <w:r>
-        <w:rPr>
-          <w:rFonts w:ascii="Times New Roman" w:hAnsi="Times New Roman" w:hint="eastAsia"/>
-          <w:bCs/>
-          <w:spacing w:val="-2"/>
-        </w:rPr>
-        <w:t>1</w:t>
-      </w:r>
-      <w:r>
-        <w:rPr>
-          <w:rFonts w:ascii="Times New Roman" w:hAnsi="Times New Roman" w:hint="eastAsia"/>
-          <w:bCs/>
-          <w:spacing w:val="-2"/>
-        </w:rPr>
-        <w:t>）搭建企业内部</w:t>
-      </w:r>
-      <w:r>
-        <w:rPr>
-          <w:rFonts w:ascii="Times New Roman" w:hAnsi="Times New Roman" w:hint="eastAsia"/>
-          <w:bCs/>
-          <w:spacing w:val="-2"/>
-        </w:rPr>
-        <w:t xml:space="preserve"> RAG </w:t>
-      </w:r>
-      <w:r>
-        <w:rPr>
-          <w:rFonts w:ascii="Times New Roman" w:hAnsi="Times New Roman" w:hint="eastAsia"/>
-          <w:bCs/>
-          <w:spacing w:val="-2"/>
-        </w:rPr>
-        <w:t>知识库，支持多格式工艺资料解析、</w:t>
-      </w:r>
-      <w:proofErr w:type="spellStart"/>
-      <w:r>
-        <w:rPr>
-          <w:rFonts w:ascii="Times New Roman" w:hAnsi="Times New Roman" w:hint="eastAsia"/>
-          <w:bCs/>
-          <w:spacing w:val="-2"/>
-        </w:rPr>
-        <w:t>Qdrant</w:t>
-      </w:r>
-      <w:proofErr w:type="spellEnd"/>
-      <w:r>
-        <w:rPr>
-          <w:rFonts w:ascii="Times New Roman" w:hAnsi="Times New Roman" w:hint="eastAsia"/>
-          <w:bCs/>
-          <w:spacing w:val="-2"/>
-        </w:rPr>
-        <w:t xml:space="preserve"> </w:t>
-      </w:r>
-      <w:r>
-        <w:rPr>
-          <w:rFonts w:ascii="Times New Roman" w:hAnsi="Times New Roman" w:hint="eastAsia"/>
-          <w:bCs/>
-          <w:spacing w:val="-2"/>
-        </w:rPr>
-        <w:t>检索及基于业务范围和</w:t>
-      </w:r>
-      <w:r>
-        <w:rPr>
-          <w:rFonts w:ascii="Times New Roman" w:hAnsi="Times New Roman" w:hint="eastAsia"/>
-          <w:bCs/>
-          <w:spacing w:val="-2"/>
-        </w:rPr>
-        <w:t xml:space="preserve"> RBAC </w:t>
-      </w:r>
-      <w:r>
-        <w:rPr>
-          <w:rFonts w:ascii="Times New Roman" w:hAnsi="Times New Roman" w:hint="eastAsia"/>
-          <w:bCs/>
-          <w:spacing w:val="-2"/>
-        </w:rPr>
-        <w:t>的权限过滤。（</w:t>
-      </w:r>
-      <w:r>
-        <w:rPr>
-          <w:rFonts w:ascii="Times New Roman" w:hAnsi="Times New Roman" w:hint="eastAsia"/>
-          <w:bCs/>
-          <w:spacing w:val="-2"/>
-        </w:rPr>
-        <w:t>2</w:t>
-      </w:r>
-      <w:r>
-        <w:rPr>
-          <w:rFonts w:ascii="Times New Roman" w:hAnsi="Times New Roman" w:hint="eastAsia"/>
-          <w:bCs/>
-          <w:spacing w:val="-2"/>
-        </w:rPr>
-        <w:t>）设计</w:t>
-      </w:r>
-      <w:r>
-        <w:rPr>
-          <w:rFonts w:ascii="Times New Roman" w:hAnsi="Times New Roman" w:hint="eastAsia"/>
-          <w:bCs/>
-          <w:spacing w:val="-2"/>
-        </w:rPr>
-        <w:t xml:space="preserve"> Agent + MCP </w:t>
-      </w:r>
-      <w:r>
-        <w:rPr>
-          <w:rFonts w:ascii="Times New Roman" w:hAnsi="Times New Roman" w:hint="eastAsia"/>
-          <w:bCs/>
-          <w:spacing w:val="-2"/>
-        </w:rPr>
-        <w:t>多工具调用体系，统一接入实时数据查询、质量预测、参数推荐及报警等能力；将</w:t>
-      </w:r>
-      <w:r>
-        <w:rPr>
-          <w:rFonts w:ascii="Times New Roman" w:hAnsi="Times New Roman" w:hint="eastAsia"/>
-          <w:bCs/>
-          <w:spacing w:val="-2"/>
-        </w:rPr>
-        <w:t xml:space="preserve"> </w:t>
-      </w:r>
-      <w:proofErr w:type="spellStart"/>
-      <w:r>
-        <w:rPr>
-          <w:rFonts w:ascii="Times New Roman" w:hAnsi="Times New Roman" w:hint="eastAsia"/>
-          <w:bCs/>
-          <w:spacing w:val="-2"/>
-        </w:rPr>
-        <w:t>PyTorch</w:t>
-      </w:r>
-      <w:proofErr w:type="spellEnd"/>
-      <w:r>
-        <w:rPr>
-          <w:rFonts w:ascii="Times New Roman" w:hAnsi="Times New Roman" w:hint="eastAsia"/>
-          <w:bCs/>
-          <w:spacing w:val="-2"/>
-        </w:rPr>
-        <w:t xml:space="preserve"> </w:t>
-      </w:r>
-      <w:r>
-        <w:rPr>
-          <w:rFonts w:ascii="Times New Roman" w:hAnsi="Times New Roman" w:hint="eastAsia"/>
-          <w:bCs/>
-          <w:spacing w:val="-2"/>
-        </w:rPr>
-        <w:t>模型封装为独立推理服务，并限制</w:t>
-      </w:r>
-      <w:r>
-        <w:rPr>
-          <w:rFonts w:ascii="Times New Roman" w:hAnsi="Times New Roman" w:hint="eastAsia"/>
-          <w:bCs/>
-          <w:spacing w:val="-2"/>
-        </w:rPr>
-        <w:t xml:space="preserve"> Agent </w:t>
-      </w:r>
-      <w:r>
-        <w:rPr>
-          <w:rFonts w:ascii="Times New Roman" w:hAnsi="Times New Roman" w:hint="eastAsia"/>
-          <w:bCs/>
-          <w:spacing w:val="-2"/>
-        </w:rPr>
-        <w:t>直接写入</w:t>
-      </w:r>
-      <w:r>
-        <w:rPr>
-          <w:rFonts w:ascii="Times New Roman" w:hAnsi="Times New Roman" w:hint="eastAsia"/>
-          <w:bCs/>
-          <w:spacing w:val="-2"/>
-        </w:rPr>
-        <w:t xml:space="preserve"> PLC/DCS</w:t>
-      </w:r>
-      <w:r>
-        <w:rPr>
-          <w:rFonts w:ascii="Times New Roman" w:hAnsi="Times New Roman" w:hint="eastAsia"/>
-          <w:bCs/>
-          <w:spacing w:val="-2"/>
-        </w:rPr>
-        <w:t>。</w:t>
-      </w:r>
-    </w:p>
-    <w:p>
-      <w:pPr>
-        <w:pStyle w:val="1"/>
-        <w:spacing w:line="349" w:lineRule="exact"/>
-        <w:ind w:left="106"/>
+          <w:spacing w:val="-3"/>
+        </w:rPr>
       </w:pPr>
       <w:r>
         <w:rPr>
@@ -2837,7 +1481,7 @@
           </mc:Choice>
           <mc:Fallback>
             <w:pict>
-              <v:shape w14:anchorId="66F09E88" id="Graphic 10" o:spid="_x0000_s1033" style="position:absolute;left:0;text-align:left;margin-left:88.15pt;margin-top:7.2pt;width:477.6pt;height:2.65pt;z-index:251662336;visibility:visible;mso-wrap-style:square;mso-wrap-distance-left:0;mso-wrap-distance-top:0;mso-wrap-distance-right:0;mso-wrap-distance-bottom:0;mso-position-horizontal:absolute;mso-position-horizontal-relative:page;mso-position-vertical:absolute;mso-position-vertical-relative:text;v-text-anchor:top" coordsize="6065520,33655" o:spt="100" o:gfxdata="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" adj="-11796480,,5400" path="m15875,33654l,17779,304,14693,6049645,r3086,304l6065520,15874r-305,3087l15875,33654xe" fillcolor="#c00000" stroked="f">
+              <v:shape w14:anchorId="66F09E88" id="Graphic 10" o:spid="_x0000_s1032" style="position:absolute;left:0;text-align:left;margin-left:88.15pt;margin-top:7.2pt;width:477.6pt;height:2.65pt;z-index:251662336;visibility:visible;mso-wrap-style:square;mso-wrap-distance-left:0;mso-wrap-distance-top:0;mso-wrap-distance-right:0;mso-wrap-distance-bottom:0;mso-position-horizontal:absolute;mso-position-horizontal-relative:page;mso-position-vertical:absolute;mso-position-vertical-relative:text;v-text-anchor:top" coordsize="6065520,33655" o:spt="100" o:gfxdata="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" adj="-11796480,,5400" path="m15875,33654l,17779,304,14693,6049645,r3086,304l6065520,15874r-305,3087l15875,33654xe" fillcolor="#c00000" stroked="f">
                 <v:stroke joinstyle="miter"/>
                 <v:formulas/>
                 <v:path arrowok="t" o:connecttype="custom" textboxrect="0,0,6065520,33655"/>
@@ -2862,279 +1506,135 @@
           <w:color w:val="C00000"/>
           <w:spacing w:val="-3"/>
         </w:rPr>
-        <w:t>专业技能</w:t>
+        <w:t>项目经历</w:t>
       </w:r>
     </w:p>
     <w:p>
       <w:pPr>
-        <w:spacing w:line="280" w:lineRule="exact"/>
+        <w:spacing w:beforeLines="50" w:before="120" w:line="320" w:lineRule="exact"/>
         <w:ind w:left="153" w:right="181"/>
         <w:jc w:val="both"/>
         <w:rPr>
-          <w:rFonts w:ascii="Times New Roman" w:hAnsi="Times New Roman"/>
-          <w:bCs/>
-          <w:spacing w:val="7"/>
+          <w:b/>
+          <w:spacing w:val="53"/>
         </w:rPr>
       </w:pPr>
-      <w:bookmarkStart w:id="0" w:name="_Hlk240109423"/>
-      <w:r>
-        <w:rPr>
-          <w:rFonts w:ascii="Times New Roman" w:hAnsi="Times New Roman" w:hint="eastAsia"/>
-          <w:bCs/>
-          <w:spacing w:val="7"/>
-        </w:rPr>
-        <w:t>1</w:t>
-      </w:r>
-      <w:r>
-        <w:rPr>
-          <w:rFonts w:ascii="Times New Roman" w:hAnsi="Times New Roman" w:hint="eastAsia"/>
-          <w:bCs/>
-          <w:spacing w:val="7"/>
-        </w:rPr>
-        <w:t>、</w:t>
-      </w:r>
-      <w:r>
-        <w:rPr>
-          <w:rFonts w:ascii="Times New Roman" w:hAnsi="Times New Roman" w:hint="eastAsia"/>
-          <w:b/>
-        </w:rPr>
-        <w:t>后端</w:t>
-      </w:r>
-      <w:r>
-        <w:rPr>
-          <w:rFonts w:ascii="Times New Roman" w:hAnsi="Times New Roman" w:hint="eastAsia"/>
-          <w:b/>
-        </w:rPr>
-        <w:t>开发</w:t>
-      </w:r>
-      <w:r>
-        <w:rPr>
-          <w:rFonts w:ascii="Times New Roman" w:hAnsi="Times New Roman"/>
-          <w:b/>
-        </w:rPr>
-        <w:t>：</w:t>
-      </w:r>
-      <w:r>
-        <w:rPr>
-          <w:rFonts w:ascii="Times New Roman" w:hAnsi="Times New Roman" w:hint="eastAsia"/>
-          <w:bCs/>
-        </w:rPr>
-        <w:t>Java</w:t>
-      </w:r>
-      <w:r>
-        <w:rPr>
-          <w:rFonts w:ascii="Times New Roman" w:hAnsi="Times New Roman" w:hint="eastAsia"/>
-          <w:bCs/>
-        </w:rPr>
-        <w:t>、</w:t>
-      </w:r>
-      <w:r>
-        <w:rPr>
-          <w:rFonts w:ascii="Times New Roman" w:hAnsi="Times New Roman" w:hint="eastAsia"/>
-          <w:bCs/>
-        </w:rPr>
-        <w:t>Python</w:t>
-      </w:r>
-      <w:r>
-        <w:rPr>
-          <w:rFonts w:ascii="Times New Roman" w:hAnsi="Times New Roman" w:hint="eastAsia"/>
-          <w:bCs/>
-        </w:rPr>
-        <w:t>；</w:t>
-      </w:r>
-      <w:r>
-        <w:rPr>
-          <w:rFonts w:ascii="Times New Roman" w:hAnsi="Times New Roman" w:hint="eastAsia"/>
-          <w:bCs/>
-        </w:rPr>
-        <w:t xml:space="preserve">Spring </w:t>
-      </w:r>
-      <w:r>
-        <w:rPr>
-          <w:rFonts w:ascii="Times New Roman" w:hAnsi="Times New Roman" w:hint="eastAsia"/>
-          <w:bCs/>
-        </w:rPr>
-        <w:t>Boot</w:t>
-      </w:r>
-      <w:r>
-        <w:rPr>
-          <w:rFonts w:ascii="Times New Roman" w:hAnsi="Times New Roman" w:hint="eastAsia"/>
-          <w:bCs/>
-        </w:rPr>
-        <w:t>、</w:t>
-      </w:r>
-      <w:proofErr w:type="spellStart"/>
-      <w:r>
-        <w:rPr>
-          <w:rFonts w:ascii="Times New Roman" w:hAnsi="Times New Roman" w:hint="eastAsia"/>
-          <w:bCs/>
-        </w:rPr>
-        <w:t>MyBatis</w:t>
-      </w:r>
-      <w:proofErr w:type="spellEnd"/>
-      <w:r>
-        <w:rPr>
-          <w:rFonts w:ascii="Times New Roman" w:hAnsi="Times New Roman" w:hint="eastAsia"/>
-          <w:bCs/>
-        </w:rPr>
-        <w:t>、</w:t>
-      </w:r>
-      <w:proofErr w:type="spellStart"/>
-      <w:r>
-        <w:rPr>
-          <w:rFonts w:ascii="Times New Roman" w:hAnsi="Times New Roman" w:hint="eastAsia"/>
-          <w:bCs/>
-        </w:rPr>
-        <w:t>FastAPI</w:t>
-      </w:r>
-      <w:proofErr w:type="spellEnd"/>
-      <w:r>
-        <w:rPr>
-          <w:rFonts w:ascii="Times New Roman" w:hAnsi="Times New Roman" w:hint="eastAsia"/>
-          <w:bCs/>
-        </w:rPr>
-        <w:t>，具备</w:t>
-      </w:r>
-      <w:r>
-        <w:rPr>
-          <w:rFonts w:ascii="Times New Roman" w:hAnsi="Times New Roman" w:hint="eastAsia"/>
-          <w:bCs/>
-        </w:rPr>
-        <w:t xml:space="preserve"> REST API </w:t>
-      </w:r>
-      <w:r>
-        <w:rPr>
-          <w:rFonts w:ascii="Times New Roman" w:hAnsi="Times New Roman" w:hint="eastAsia"/>
-          <w:bCs/>
-        </w:rPr>
-        <w:t>与异步任务开发经验</w:t>
-      </w:r>
-      <w:r>
-        <w:rPr>
-          <w:rFonts w:ascii="Times New Roman" w:hAnsi="Times New Roman" w:hint="eastAsia"/>
-          <w:bCs/>
-          <w:spacing w:val="7"/>
-        </w:rPr>
-        <w:t>；</w:t>
+      <w:r>
+        <w:rPr>
+          <w:rFonts w:hint="eastAsia"/>
+          <w:b/>
+          <w:color w:val="FF0000"/>
+          <w:sz w:val="32"/>
+          <w:szCs w:val="32"/>
+        </w:rPr>
+        <w:t>|</w:t>
+      </w:r>
+      <w:r>
+        <w:rPr>
+          <w:rFonts w:hint="eastAsia"/>
+          <w:b/>
+          <w:sz w:val="26"/>
+          <w:szCs w:val="26"/>
+        </w:rPr>
+        <w:t>陕西省科技重大专项</w:t>
+      </w:r>
+      <w:r>
+        <w:rPr>
+          <w:b/>
+          <w:sz w:val="26"/>
+          <w:szCs w:val="26"/>
+        </w:rPr>
+        <w:tab/>
+      </w:r>
+      <w:r>
+        <w:rPr>
+          <w:b/>
+          <w:sz w:val="26"/>
+          <w:szCs w:val="26"/>
+        </w:rPr>
+        <w:tab/>
+      </w:r>
+      <w:r>
+        <w:rPr>
+          <w:b/>
+          <w:sz w:val="26"/>
+          <w:szCs w:val="26"/>
+        </w:rPr>
+        <w:tab/>
+      </w:r>
+      <w:r>
+        <w:rPr>
+          <w:b/>
+          <w:sz w:val="26"/>
+          <w:szCs w:val="26"/>
+        </w:rPr>
+        <w:t xml:space="preserve">  </w:t>
+      </w:r>
+      <w:r>
+        <w:rPr>
+          <w:rFonts w:hint="eastAsia"/>
+          <w:b/>
+          <w:sz w:val="26"/>
+          <w:szCs w:val="26"/>
+        </w:rPr>
+        <w:t>中航西飞“产品质量智能分析及预警技术研究”</w:t>
       </w:r>
     </w:p>
     <w:p>
       <w:pPr>
-        <w:spacing w:line="280" w:lineRule="exact"/>
+        <w:spacing w:line="320" w:lineRule="exact"/>
         <w:ind w:left="153" w:right="181"/>
         <w:jc w:val="both"/>
+      </w:pPr>
+      <w:r>
         <w:rPr>
           <w:rFonts w:ascii="Times New Roman" w:hAnsi="Times New Roman"/>
           <w:b/>
-          <w:spacing w:val="7"/>
-        </w:rPr>
-      </w:pPr>
-      <w:r>
-        <w:rPr>
-          <w:rFonts w:ascii="Times New Roman" w:hAnsi="Times New Roman" w:hint="eastAsia"/>
-          <w:bCs/>
-          <w:spacing w:val="7"/>
-        </w:rPr>
-        <w:t>2</w:t>
-      </w:r>
-      <w:r>
-        <w:rPr>
-          <w:rFonts w:ascii="Times New Roman" w:hAnsi="Times New Roman" w:hint="eastAsia"/>
-          <w:bCs/>
-          <w:spacing w:val="7"/>
-        </w:rPr>
-        <w:t>、</w:t>
-      </w:r>
-      <w:r>
-        <w:rPr>
-          <w:rFonts w:ascii="Times New Roman" w:hAnsi="Times New Roman" w:hint="eastAsia"/>
-          <w:b/>
-          <w:spacing w:val="7"/>
-        </w:rPr>
-        <w:t>前端开发：</w:t>
-      </w:r>
-      <w:r>
-        <w:rPr>
-          <w:rFonts w:ascii="Times New Roman" w:hAnsi="Times New Roman" w:hint="eastAsia"/>
-          <w:bCs/>
-          <w:spacing w:val="7"/>
-        </w:rPr>
-        <w:t>Vue 3</w:t>
-      </w:r>
-      <w:r>
-        <w:rPr>
-          <w:rFonts w:ascii="Times New Roman" w:hAnsi="Times New Roman" w:hint="eastAsia"/>
-          <w:bCs/>
-          <w:spacing w:val="7"/>
-        </w:rPr>
-        <w:t>、</w:t>
-      </w:r>
-      <w:r>
-        <w:rPr>
-          <w:rFonts w:ascii="Times New Roman" w:hAnsi="Times New Roman" w:hint="eastAsia"/>
-          <w:bCs/>
-          <w:spacing w:val="7"/>
-        </w:rPr>
-        <w:t>Three.js</w:t>
-      </w:r>
-      <w:r>
-        <w:rPr>
-          <w:rFonts w:ascii="Times New Roman" w:hAnsi="Times New Roman" w:hint="eastAsia"/>
-          <w:bCs/>
-          <w:spacing w:val="7"/>
-        </w:rPr>
-        <w:t>，具备三维可视化与前端性能优化经验；</w:t>
+          <w:spacing w:val="-2"/>
+        </w:rPr>
+        <w:t>项目简介：</w:t>
+      </w:r>
+      <w:r>
+        <w:t>面向航空航天精密零件加工过程中的多</w:t>
+      </w:r>
+      <w:proofErr w:type="gramStart"/>
+      <w:r>
+        <w:t>源生产</w:t>
+      </w:r>
+      <w:proofErr w:type="gramEnd"/>
+      <w:r>
+        <w:t>数据与质量波动问题，开展</w:t>
+      </w:r>
+      <w:r>
+        <w:rPr>
+          <w:rStyle w:val="a9"/>
+        </w:rPr>
+        <w:t>产品质量追溯、质量预测、异常预警及质量控制优化</w:t>
+      </w:r>
+      <w:r>
+        <w:t>研究。</w:t>
       </w:r>
     </w:p>
     <w:p>
       <w:pPr>
-        <w:spacing w:line="280" w:lineRule="exact"/>
+        <w:spacing w:before="18" w:line="320" w:lineRule="exact"/>
         <w:ind w:left="153" w:right="181"/>
         <w:jc w:val="both"/>
         <w:rPr>
-          <w:rFonts w:ascii="Times New Roman" w:hAnsi="Times New Roman"/>
+          <w:rFonts w:ascii="Times New Roman" w:hAnsi="Times New Roman" w:hint="eastAsia"/>
+          <w:bCs/>
+          <w:spacing w:val="-2"/>
         </w:rPr>
       </w:pPr>
       <w:r>
         <w:rPr>
-          <w:rFonts w:ascii="Times New Roman" w:hAnsi="Times New Roman" w:cs="Times New Roman" w:hint="eastAsia"/>
-          <w:bCs/>
-          <w:spacing w:val="-2"/>
-        </w:rPr>
-        <w:t>3</w:t>
-      </w:r>
-      <w:r>
-        <w:rPr>
-          <w:rFonts w:ascii="Times New Roman" w:hAnsi="Times New Roman" w:cs="Times New Roman" w:hint="eastAsia"/>
-          <w:bCs/>
-          <w:spacing w:val="-2"/>
-        </w:rPr>
-        <w:t>、</w:t>
-      </w:r>
-      <w:r>
-        <w:rPr>
-          <w:rFonts w:ascii="Times New Roman" w:hAnsi="Times New Roman" w:hint="eastAsia"/>
-          <w:b/>
-        </w:rPr>
-        <w:t>A</w:t>
-      </w:r>
-      <w:r>
-        <w:rPr>
-          <w:rFonts w:ascii="Times New Roman" w:hAnsi="Times New Roman"/>
-          <w:b/>
-        </w:rPr>
-        <w:t xml:space="preserve">I </w:t>
-      </w:r>
-      <w:r>
-        <w:rPr>
-          <w:rFonts w:ascii="Times New Roman" w:hAnsi="Times New Roman" w:hint="eastAsia"/>
-          <w:b/>
-        </w:rPr>
-        <w:t>应用</w:t>
-      </w:r>
-      <w:r>
-        <w:rPr>
-          <w:rFonts w:ascii="Times New Roman" w:hAnsi="Times New Roman"/>
+          <w:rFonts w:hint="eastAsia"/>
+          <w:b/>
+        </w:rPr>
+        <w:t>项目职责</w:t>
+      </w:r>
+      <w:r>
+        <w:rPr>
           <w:b/>
         </w:rPr>
         <w:t>：</w:t>
@@ -3143,442 +1643,936 @@
         <w:rPr>
           <w:rFonts w:ascii="Times New Roman" w:hAnsi="Times New Roman" w:hint="eastAsia"/>
           <w:bCs/>
-        </w:rPr>
-        <w:t>RAG</w:t>
-      </w:r>
-      <w:r>
-        <w:rPr>
-          <w:rFonts w:ascii="Times New Roman" w:hAnsi="Times New Roman" w:hint="eastAsia"/>
-          <w:bCs/>
-        </w:rPr>
-        <w:t>、</w:t>
-      </w:r>
-      <w:proofErr w:type="spellStart"/>
-      <w:r>
-        <w:rPr>
-          <w:rFonts w:ascii="Times New Roman" w:hAnsi="Times New Roman" w:hint="eastAsia"/>
-          <w:bCs/>
-        </w:rPr>
-        <w:t>Qdrant</w:t>
-      </w:r>
-      <w:proofErr w:type="spellEnd"/>
-      <w:r>
-        <w:rPr>
-          <w:rFonts w:ascii="Times New Roman" w:hAnsi="Times New Roman" w:hint="eastAsia"/>
-          <w:bCs/>
-        </w:rPr>
-        <w:t>、</w:t>
-      </w:r>
-      <w:proofErr w:type="spellStart"/>
-      <w:r>
-        <w:rPr>
-          <w:rFonts w:ascii="Times New Roman" w:hAnsi="Times New Roman" w:hint="eastAsia"/>
-          <w:bCs/>
-        </w:rPr>
-        <w:t>LangGraph</w:t>
-      </w:r>
-      <w:proofErr w:type="spellEnd"/>
-      <w:r>
-        <w:rPr>
-          <w:rFonts w:ascii="Times New Roman" w:hAnsi="Times New Roman" w:hint="eastAsia"/>
-          <w:bCs/>
-        </w:rPr>
-        <w:t>、</w:t>
-      </w:r>
-      <w:r>
-        <w:rPr>
-          <w:rFonts w:ascii="Times New Roman" w:hAnsi="Times New Roman" w:hint="eastAsia"/>
-          <w:bCs/>
-        </w:rPr>
-        <w:t>MCP</w:t>
-      </w:r>
-      <w:r>
-        <w:rPr>
-          <w:rFonts w:ascii="Times New Roman" w:hAnsi="Times New Roman" w:hint="eastAsia"/>
-          <w:bCs/>
-        </w:rPr>
-        <w:t>，具备混合检索、重排及</w:t>
-      </w:r>
-      <w:r>
-        <w:rPr>
-          <w:rFonts w:ascii="Times New Roman" w:hAnsi="Times New Roman" w:hint="eastAsia"/>
-          <w:bCs/>
-        </w:rPr>
-        <w:t xml:space="preserve"> Agent </w:t>
-      </w:r>
-      <w:r>
-        <w:rPr>
-          <w:rFonts w:ascii="Times New Roman" w:hAnsi="Times New Roman" w:hint="eastAsia"/>
-          <w:bCs/>
-        </w:rPr>
-        <w:t>工具编排经验</w:t>
-      </w:r>
-      <w:r>
-        <w:rPr>
-          <w:rFonts w:ascii="Times New Roman" w:hAnsi="Times New Roman" w:hint="eastAsia"/>
+          <w:spacing w:val="-2"/>
+        </w:rPr>
+        <w:t>（</w:t>
+      </w:r>
+      <w:r>
+        <w:rPr>
+          <w:rFonts w:ascii="Times New Roman" w:hAnsi="Times New Roman" w:hint="eastAsia"/>
+          <w:bCs/>
+          <w:spacing w:val="-2"/>
+        </w:rPr>
+        <w:t>1</w:t>
+      </w:r>
+      <w:r>
+        <w:rPr>
+          <w:rFonts w:ascii="Times New Roman" w:hAnsi="Times New Roman" w:hint="eastAsia"/>
+          <w:bCs/>
+          <w:spacing w:val="-2"/>
+        </w:rPr>
+        <w:t>）</w:t>
+      </w:r>
+      <w:r>
+        <w:t>面向飞机零部件产线，负责实时生产数据的</w:t>
+      </w:r>
+      <w:r>
+        <w:rPr>
+          <w:rStyle w:val="a9"/>
+        </w:rPr>
+        <w:t>清洗、预处理、特征构建与数据集整理</w:t>
+      </w:r>
+      <w:r>
+        <w:rPr>
+          <w:rFonts w:hint="eastAsia"/>
         </w:rPr>
         <w:t>；</w:t>
       </w:r>
     </w:p>
     <w:p>
       <w:pPr>
-        <w:spacing w:line="280" w:lineRule="exact"/>
-        <w:ind w:left="153" w:right="181"/>
+        <w:spacing w:before="18" w:line="320" w:lineRule="exact"/>
+        <w:ind w:left="720" w:right="181" w:firstLine="567"/>
         <w:jc w:val="both"/>
         <w:rPr>
-          <w:rFonts w:ascii="Times New Roman" w:hAnsi="Times New Roman" w:cs="Times New Roman"/>
-          <w:b/>
+          <w:rFonts w:ascii="Times New Roman" w:hAnsi="Times New Roman"/>
+          <w:bCs/>
           <w:spacing w:val="-2"/>
         </w:rPr>
       </w:pPr>
       <w:r>
         <w:rPr>
-          <w:rFonts w:ascii="Times New Roman" w:hAnsi="Times New Roman" w:cs="Times New Roman" w:hint="eastAsia"/>
-          <w:bCs/>
-          <w:spacing w:val="-2"/>
-        </w:rPr>
-        <w:t>4</w:t>
-      </w:r>
-      <w:r>
-        <w:rPr>
-          <w:rFonts w:ascii="Times New Roman" w:hAnsi="Times New Roman" w:cs="Times New Roman" w:hint="eastAsia"/>
-          <w:bCs/>
-          <w:spacing w:val="-2"/>
-        </w:rPr>
-        <w:t>、</w:t>
-      </w:r>
-      <w:r>
-        <w:rPr>
-          <w:rFonts w:ascii="Times New Roman" w:hAnsi="Times New Roman" w:cs="Times New Roman" w:hint="eastAsia"/>
-          <w:b/>
-          <w:spacing w:val="-2"/>
-        </w:rPr>
-        <w:t>算法</w:t>
-      </w:r>
-      <w:r>
-        <w:rPr>
-          <w:rFonts w:ascii="Times New Roman" w:hAnsi="Times New Roman" w:cs="Times New Roman" w:hint="eastAsia"/>
-          <w:b/>
-          <w:spacing w:val="-2"/>
-        </w:rPr>
-        <w:t>能力</w:t>
-      </w:r>
-      <w:r>
-        <w:rPr>
-          <w:rFonts w:ascii="Times New Roman" w:hAnsi="Times New Roman" w:cs="Times New Roman" w:hint="eastAsia"/>
-          <w:b/>
-          <w:spacing w:val="-2"/>
-        </w:rPr>
-        <w:t>：</w:t>
-      </w:r>
-      <w:r>
-        <w:rPr>
-          <w:rFonts w:ascii="Times New Roman" w:hAnsi="Times New Roman" w:cs="Times New Roman" w:hint="eastAsia"/>
-          <w:bCs/>
-          <w:spacing w:val="-2"/>
-        </w:rPr>
-        <w:t>熟悉</w:t>
-      </w:r>
-      <w:r>
-        <w:rPr>
-          <w:rFonts w:ascii="Times New Roman" w:hAnsi="Times New Roman" w:hint="eastAsia"/>
-        </w:rPr>
-        <w:t>深度学习框架</w:t>
-      </w:r>
-      <w:proofErr w:type="spellStart"/>
-      <w:r>
-        <w:rPr>
-          <w:rFonts w:ascii="Times New Roman" w:hAnsi="Times New Roman" w:hint="eastAsia"/>
-        </w:rPr>
-        <w:t>P</w:t>
-      </w:r>
-      <w:r>
-        <w:rPr>
-          <w:rFonts w:ascii="Times New Roman" w:hAnsi="Times New Roman"/>
-        </w:rPr>
-        <w:t>yTorch</w:t>
-      </w:r>
-      <w:proofErr w:type="spellEnd"/>
-      <w:r>
-        <w:rPr>
-          <w:rFonts w:ascii="Times New Roman" w:hAnsi="Times New Roman" w:hint="eastAsia"/>
-        </w:rPr>
-        <w:t>，掌握</w:t>
-      </w:r>
-      <w:r>
-        <w:rPr>
-          <w:rFonts w:ascii="Times New Roman" w:hAnsi="Times New Roman"/>
-        </w:rPr>
-        <w:t>XGBoost</w:t>
-      </w:r>
-      <w:r>
-        <w:rPr>
-          <w:rFonts w:ascii="Times New Roman" w:hAnsi="Times New Roman" w:hint="eastAsia"/>
-        </w:rPr>
-        <w:t>、</w:t>
-      </w:r>
-      <w:r>
-        <w:rPr>
-          <w:rFonts w:ascii="Times New Roman" w:hAnsi="Times New Roman" w:hint="eastAsia"/>
-        </w:rPr>
-        <w:t>Tran</w:t>
-      </w:r>
-      <w:r>
-        <w:rPr>
-          <w:rFonts w:ascii="Times New Roman" w:hAnsi="Times New Roman"/>
-        </w:rPr>
-        <w:t>sformer</w:t>
-      </w:r>
-      <w:r>
-        <w:rPr>
-          <w:rFonts w:ascii="Times New Roman" w:hAnsi="Times New Roman" w:hint="eastAsia"/>
-        </w:rPr>
-        <w:t>等算法在工业以及军工场景中的应用；</w:t>
+          <w:rFonts w:ascii="Times New Roman" w:hAnsi="Times New Roman" w:hint="eastAsia"/>
+          <w:bCs/>
+          <w:spacing w:val="-2"/>
+        </w:rPr>
+        <w:t>（</w:t>
+      </w:r>
+      <w:r>
+        <w:rPr>
+          <w:rFonts w:ascii="Times New Roman" w:hAnsi="Times New Roman" w:hint="eastAsia"/>
+          <w:bCs/>
+          <w:spacing w:val="-2"/>
+        </w:rPr>
+        <w:t>2</w:t>
+      </w:r>
+      <w:r>
+        <w:rPr>
+          <w:rFonts w:ascii="Times New Roman" w:hAnsi="Times New Roman" w:hint="eastAsia"/>
+          <w:bCs/>
+          <w:spacing w:val="-2"/>
+        </w:rPr>
+        <w:t>）</w:t>
+      </w:r>
+      <w:r>
+        <w:t>基于机器学习、深度学习方法构建</w:t>
+      </w:r>
+      <w:r>
+        <w:rPr>
+          <w:rStyle w:val="a9"/>
+        </w:rPr>
+        <w:t>产品时序质量误差预测模型</w:t>
+      </w:r>
+      <w:r>
+        <w:t>，分析加工过程状态与产品质量之间的关联关系；</w:t>
       </w:r>
     </w:p>
     <w:p>
       <w:pPr>
-        <w:spacing w:line="280" w:lineRule="exact"/>
-        <w:ind w:left="153" w:right="181"/>
+        <w:spacing w:before="18" w:line="320" w:lineRule="exact"/>
+        <w:ind w:left="720" w:right="181" w:firstLine="567"/>
         <w:jc w:val="both"/>
         <w:rPr>
           <w:rFonts w:ascii="Times New Roman" w:hAnsi="Times New Roman"/>
+          <w:bCs/>
+          <w:spacing w:val="-2"/>
         </w:rPr>
       </w:pPr>
       <w:r>
         <w:rPr>
-          <w:rFonts w:ascii="Times New Roman" w:hAnsi="Times New Roman" w:cs="Times New Roman" w:hint="eastAsia"/>
-          <w:bCs/>
-          <w:spacing w:val="-2"/>
-        </w:rPr>
-        <w:t>5</w:t>
-      </w:r>
-      <w:r>
-        <w:rPr>
-          <w:rFonts w:ascii="Times New Roman" w:hAnsi="Times New Roman" w:cs="Times New Roman" w:hint="eastAsia"/>
-          <w:bCs/>
-          <w:spacing w:val="-2"/>
-        </w:rPr>
-        <w:t>、</w:t>
-      </w:r>
-      <w:r>
-        <w:rPr>
-          <w:rFonts w:ascii="Times New Roman" w:hAnsi="Times New Roman" w:cs="Times New Roman" w:hint="eastAsia"/>
-          <w:b/>
-          <w:spacing w:val="-2"/>
-        </w:rPr>
-        <w:t>数据库：</w:t>
-      </w:r>
-      <w:r>
-        <w:rPr>
-          <w:rFonts w:ascii="Times New Roman" w:hAnsi="Times New Roman" w:hint="eastAsia"/>
-        </w:rPr>
-        <w:t>熟悉</w:t>
-      </w:r>
-      <w:r>
-        <w:rPr>
-          <w:rFonts w:ascii="Times New Roman" w:hAnsi="Times New Roman"/>
-        </w:rPr>
-        <w:t>MySQL</w:t>
-      </w:r>
-      <w:r>
-        <w:rPr>
-          <w:rFonts w:ascii="Times New Roman" w:hAnsi="Times New Roman"/>
-        </w:rPr>
-        <w:t>、</w:t>
-      </w:r>
-      <w:proofErr w:type="gramStart"/>
-      <w:r>
-        <w:rPr>
-          <w:rFonts w:ascii="Times New Roman" w:hAnsi="Times New Roman" w:hint="eastAsia"/>
-        </w:rPr>
-        <w:t>国产达梦</w:t>
-      </w:r>
-      <w:r>
-        <w:rPr>
-          <w:rFonts w:ascii="Times New Roman" w:hAnsi="Times New Roman"/>
-        </w:rPr>
-        <w:t>与</w:t>
-      </w:r>
-      <w:proofErr w:type="gramEnd"/>
-      <w:r>
-        <w:rPr>
-          <w:rFonts w:ascii="Times New Roman" w:hAnsi="Times New Roman"/>
-        </w:rPr>
-        <w:t xml:space="preserve"> Redis</w:t>
-      </w:r>
-      <w:r>
-        <w:rPr>
-          <w:rFonts w:ascii="Times New Roman" w:hAnsi="Times New Roman"/>
-        </w:rPr>
-        <w:t>，具备索引设计、</w:t>
-      </w:r>
-      <w:r>
-        <w:rPr>
-          <w:rFonts w:ascii="Times New Roman" w:hAnsi="Times New Roman"/>
-        </w:rPr>
-        <w:t xml:space="preserve">SQL </w:t>
-      </w:r>
-      <w:r>
-        <w:rPr>
-          <w:rFonts w:ascii="Times New Roman" w:hAnsi="Times New Roman"/>
-        </w:rPr>
-        <w:t>优化、游标分页经验</w:t>
-      </w:r>
-      <w:r>
-        <w:rPr>
-          <w:rFonts w:ascii="Times New Roman" w:hAnsi="Times New Roman" w:hint="eastAsia"/>
-        </w:rPr>
-        <w:t>；</w:t>
+          <w:rFonts w:ascii="Times New Roman" w:hAnsi="Times New Roman" w:hint="eastAsia"/>
+          <w:bCs/>
+          <w:spacing w:val="-2"/>
+        </w:rPr>
+        <w:t>（</w:t>
+      </w:r>
+      <w:r>
+        <w:rPr>
+          <w:rFonts w:ascii="Times New Roman" w:hAnsi="Times New Roman" w:hint="eastAsia"/>
+          <w:bCs/>
+          <w:spacing w:val="-2"/>
+        </w:rPr>
+        <w:t>3</w:t>
+      </w:r>
+      <w:r>
+        <w:rPr>
+          <w:rFonts w:ascii="Times New Roman" w:hAnsi="Times New Roman" w:hint="eastAsia"/>
+          <w:bCs/>
+          <w:spacing w:val="-2"/>
+        </w:rPr>
+        <w:t>）</w:t>
+      </w:r>
+      <w:r>
+        <w:t>设计质量数据实时处理与</w:t>
+      </w:r>
+      <w:r>
+        <w:rPr>
+          <w:rStyle w:val="a9"/>
+        </w:rPr>
+        <w:t>异常预警机制</w:t>
+      </w:r>
+      <w:r>
+        <w:t>，支持产线质量状态监测及风险提前识别；</w:t>
       </w:r>
     </w:p>
     <w:p>
       <w:pPr>
-        <w:spacing w:line="280" w:lineRule="exact"/>
+        <w:spacing w:before="18" w:line="320" w:lineRule="exact"/>
+        <w:ind w:left="720" w:right="181" w:firstLine="567"/>
+        <w:jc w:val="both"/>
+        <w:rPr>
+          <w:b/>
+        </w:rPr>
+      </w:pPr>
+      <w:r>
+        <w:rPr>
+          <w:rFonts w:ascii="Times New Roman" w:hAnsi="Times New Roman" w:hint="eastAsia"/>
+          <w:bCs/>
+          <w:spacing w:val="-2"/>
+        </w:rPr>
+        <w:t>（</w:t>
+      </w:r>
+      <w:r>
+        <w:rPr>
+          <w:rFonts w:ascii="Times New Roman" w:hAnsi="Times New Roman" w:hint="eastAsia"/>
+          <w:bCs/>
+          <w:spacing w:val="-2"/>
+        </w:rPr>
+        <w:t>4</w:t>
+      </w:r>
+      <w:r>
+        <w:rPr>
+          <w:rFonts w:ascii="Times New Roman" w:hAnsi="Times New Roman" w:hint="eastAsia"/>
+          <w:bCs/>
+          <w:spacing w:val="-2"/>
+        </w:rPr>
+        <w:t>）</w:t>
+      </w:r>
+      <w:r>
+        <w:t>参与质量智能分析及预警系统方案设计，并配合</w:t>
+      </w:r>
+      <w:r>
+        <w:rPr>
+          <w:b/>
+          <w:bCs/>
+        </w:rPr>
+        <w:t>可视化软件完成算法结果展示</w:t>
+      </w:r>
+      <w:r>
+        <w:t>与落地。</w:t>
+      </w:r>
+    </w:p>
+    <w:p>
+      <w:pPr>
+        <w:spacing w:beforeLines="50" w:before="120" w:line="320" w:lineRule="exact"/>
         <w:ind w:left="153" w:right="181"/>
         <w:jc w:val="both"/>
         <w:rPr>
+          <w:b/>
+          <w:spacing w:val="53"/>
+        </w:rPr>
+      </w:pPr>
+      <w:r>
+        <w:rPr>
+          <w:rFonts w:hint="eastAsia"/>
+          <w:b/>
+          <w:color w:val="FF0000"/>
+          <w:sz w:val="32"/>
+          <w:szCs w:val="32"/>
+        </w:rPr>
+        <w:t>|</w:t>
+      </w:r>
+      <w:r>
+        <w:rPr>
+          <w:rFonts w:hint="eastAsia"/>
+          <w:b/>
+          <w:sz w:val="26"/>
+          <w:szCs w:val="26"/>
+        </w:rPr>
+        <w:t>国家自然科学基金面上项目</w:t>
+      </w:r>
+      <w:r>
+        <w:rPr>
+          <w:b/>
+          <w:sz w:val="26"/>
+          <w:szCs w:val="26"/>
+        </w:rPr>
+        <w:tab/>
+      </w:r>
+      <w:r>
+        <w:rPr>
+          <w:b/>
+          <w:sz w:val="26"/>
+          <w:szCs w:val="26"/>
+        </w:rPr>
+        <w:tab/>
+        <w:t xml:space="preserve">  </w:t>
+      </w:r>
+      <w:r>
+        <w:rPr>
+          <w:b/>
+          <w:sz w:val="26"/>
+          <w:szCs w:val="26"/>
+        </w:rPr>
+        <w:t>复杂薄壁零件加工过程多维波动预测与智能调控方法</w:t>
+      </w:r>
+    </w:p>
+    <w:p>
+      <w:pPr>
+        <w:spacing w:line="320" w:lineRule="exact"/>
+        <w:ind w:left="153" w:right="181"/>
+        <w:jc w:val="both"/>
+        <w:rPr>
+          <w:b/>
+          <w:spacing w:val="53"/>
+        </w:rPr>
+      </w:pPr>
+      <w:r>
+        <w:rPr>
+          <w:b/>
+          <w:spacing w:val="-2"/>
+        </w:rPr>
+        <w:t>项目简介：</w:t>
+      </w:r>
+      <w:r>
+        <w:t>针对复杂薄壁零件多阶段加工过程中切削力、振动及质量波动问题，研究</w:t>
+      </w:r>
+      <w:r>
+        <w:rPr>
+          <w:rStyle w:val="a9"/>
+        </w:rPr>
+        <w:t>机理与数据混合驱动的波动预测、变点识别及工艺自适应调控方法</w:t>
+      </w:r>
+      <w:r>
+        <w:t>。</w:t>
+      </w:r>
+    </w:p>
+    <w:p>
+      <w:pPr>
+        <w:spacing w:before="18" w:line="320" w:lineRule="exact"/>
+        <w:ind w:left="153" w:right="181"/>
+        <w:jc w:val="both"/>
+        <w:rPr>
+          <w:rFonts w:ascii="Times New Roman" w:hAnsi="Times New Roman"/>
+          <w:bCs/>
+          <w:spacing w:val="-2"/>
+        </w:rPr>
+      </w:pPr>
+      <w:r>
+        <w:rPr>
+          <w:rFonts w:hint="eastAsia"/>
+          <w:b/>
+        </w:rPr>
+        <w:t>项目职责</w:t>
+      </w:r>
+      <w:r>
+        <w:rPr>
+          <w:b/>
+        </w:rPr>
+        <w:t>：</w:t>
+      </w:r>
+      <w:r>
+        <w:rPr>
+          <w:rFonts w:ascii="Times New Roman" w:hAnsi="Times New Roman" w:hint="eastAsia"/>
+          <w:bCs/>
+          <w:spacing w:val="-2"/>
+        </w:rPr>
+        <w:t>（</w:t>
+      </w:r>
+      <w:r>
+        <w:rPr>
+          <w:rFonts w:ascii="Times New Roman" w:hAnsi="Times New Roman" w:hint="eastAsia"/>
+          <w:bCs/>
+          <w:spacing w:val="-2"/>
+        </w:rPr>
+        <w:t>1</w:t>
+      </w:r>
+      <w:r>
+        <w:rPr>
+          <w:rFonts w:ascii="Times New Roman" w:hAnsi="Times New Roman" w:hint="eastAsia"/>
+          <w:bCs/>
+          <w:spacing w:val="-2"/>
+        </w:rPr>
+        <w:t>）</w:t>
+      </w:r>
+      <w:r>
+        <w:t>负责加工过程切削力、振动信号采集与预处理，完成去趋势、EMD经验模态分解等处理</w:t>
+      </w:r>
+      <w:r>
+        <w:t>；</w:t>
+      </w:r>
+    </w:p>
+    <w:p>
+      <w:pPr>
+        <w:spacing w:before="18" w:line="320" w:lineRule="exact"/>
+        <w:ind w:left="720" w:right="181" w:firstLine="567"/>
+        <w:jc w:val="both"/>
+        <w:rPr>
+          <w:rFonts w:ascii="Times New Roman" w:hAnsi="Times New Roman"/>
+          <w:bCs/>
+          <w:spacing w:val="-2"/>
+        </w:rPr>
+      </w:pPr>
+      <w:r>
+        <w:rPr>
+          <w:rFonts w:ascii="Times New Roman" w:hAnsi="Times New Roman" w:hint="eastAsia"/>
+          <w:bCs/>
+          <w:spacing w:val="-2"/>
+        </w:rPr>
+        <w:t>（</w:t>
+      </w:r>
+      <w:r>
+        <w:rPr>
+          <w:rFonts w:ascii="Times New Roman" w:hAnsi="Times New Roman" w:hint="eastAsia"/>
+          <w:bCs/>
+          <w:spacing w:val="-2"/>
+        </w:rPr>
+        <w:t>2</w:t>
+      </w:r>
+      <w:r>
+        <w:rPr>
+          <w:rFonts w:ascii="Times New Roman" w:hAnsi="Times New Roman" w:hint="eastAsia"/>
+          <w:bCs/>
+          <w:spacing w:val="-2"/>
+        </w:rPr>
+        <w:t>）</w:t>
+      </w:r>
+      <w:r>
+        <w:t>基于</w:t>
+      </w:r>
+      <w:r>
+        <w:rPr>
+          <w:rStyle w:val="a9"/>
+        </w:rPr>
+        <w:t>多任务学习、迁移学习</w:t>
+      </w:r>
+      <w:r>
+        <w:t>构建跨产品规格、跨时间维度的加工质量预测模型，提高模型在不同工况下的泛化能力；</w:t>
+      </w:r>
+    </w:p>
+    <w:p>
+      <w:pPr>
+        <w:spacing w:before="18" w:line="320" w:lineRule="exact"/>
+        <w:ind w:left="720" w:right="181" w:firstLine="567"/>
+        <w:jc w:val="both"/>
+        <w:rPr>
+          <w:rFonts w:ascii="Times New Roman" w:hAnsi="Times New Roman"/>
+          <w:bCs/>
+          <w:spacing w:val="-2"/>
+        </w:rPr>
+      </w:pPr>
+      <w:r>
+        <w:rPr>
+          <w:rFonts w:ascii="Times New Roman" w:hAnsi="Times New Roman" w:hint="eastAsia"/>
+          <w:bCs/>
+          <w:spacing w:val="-2"/>
+        </w:rPr>
+        <w:t>（</w:t>
+      </w:r>
+      <w:r>
+        <w:rPr>
+          <w:rFonts w:ascii="Times New Roman" w:hAnsi="Times New Roman" w:hint="eastAsia"/>
+          <w:bCs/>
+          <w:spacing w:val="-2"/>
+        </w:rPr>
+        <w:t>3</w:t>
+      </w:r>
+      <w:r>
+        <w:rPr>
+          <w:rFonts w:ascii="Times New Roman" w:hAnsi="Times New Roman" w:hint="eastAsia"/>
+          <w:bCs/>
+          <w:spacing w:val="-2"/>
+        </w:rPr>
+        <w:t>）利用多任务学习、迁移学习构建加工过程中跨产品规格和跨时间维度的质量预测模型</w:t>
+      </w:r>
+    </w:p>
+    <w:p>
+      <w:pPr>
+        <w:spacing w:before="18" w:line="320" w:lineRule="exact"/>
+        <w:ind w:left="720" w:right="181" w:firstLine="567"/>
+        <w:jc w:val="both"/>
+        <w:rPr>
+          <w:rFonts w:ascii="Times New Roman" w:hAnsi="Times New Roman" w:hint="eastAsia"/>
+          <w:bCs/>
+          <w:spacing w:val="-2"/>
+        </w:rPr>
+      </w:pPr>
+      <w:r>
+        <w:rPr>
+          <w:rFonts w:ascii="Times New Roman" w:hAnsi="Times New Roman" w:hint="eastAsia"/>
+          <w:bCs/>
+          <w:spacing w:val="-2"/>
+        </w:rPr>
+        <w:t>（</w:t>
+      </w:r>
+      <w:r>
+        <w:rPr>
+          <w:rFonts w:ascii="Times New Roman" w:hAnsi="Times New Roman" w:hint="eastAsia"/>
+          <w:bCs/>
+          <w:spacing w:val="-2"/>
+        </w:rPr>
+        <w:t>4</w:t>
+      </w:r>
+      <w:r>
+        <w:rPr>
+          <w:rFonts w:ascii="Times New Roman" w:hAnsi="Times New Roman" w:hint="eastAsia"/>
+          <w:bCs/>
+          <w:spacing w:val="-2"/>
+        </w:rPr>
+        <w:t>）</w:t>
+      </w:r>
+      <w:r>
+        <w:t>结合加工过程状态变化研究多维波动预测与变点识别，为工艺参数自适应调控提供依据。</w:t>
+      </w:r>
+    </w:p>
+    <w:p>
+      <w:pPr>
+        <w:spacing w:before="20" w:line="320" w:lineRule="exact"/>
+        <w:ind w:left="153" w:right="181"/>
+        <w:jc w:val="both"/>
+        <w:rPr>
+          <w:b/>
+          <w:spacing w:val="53"/>
+        </w:rPr>
+      </w:pPr>
+      <w:r>
+        <w:rPr>
+          <w:rFonts w:hint="eastAsia"/>
+          <w:b/>
+          <w:color w:val="FF0000"/>
+          <w:sz w:val="32"/>
+          <w:szCs w:val="32"/>
+        </w:rPr>
+        <w:t>|</w:t>
+      </w:r>
+      <w:r>
+        <w:rPr>
+          <w:b/>
+          <w:sz w:val="26"/>
+          <w:szCs w:val="26"/>
+        </w:rPr>
+        <w:t>企业委托项目</w:t>
+      </w:r>
+      <w:r>
+        <w:rPr>
+          <w:b/>
+          <w:spacing w:val="80"/>
+          <w:w w:val="150"/>
+        </w:rPr>
+        <w:tab/>
+      </w:r>
+      <w:r>
+        <w:rPr>
+          <w:b/>
+          <w:spacing w:val="80"/>
+          <w:w w:val="150"/>
+        </w:rPr>
+        <w:tab/>
+      </w:r>
+      <w:r>
+        <w:rPr>
+          <w:b/>
+          <w:spacing w:val="80"/>
+          <w:w w:val="150"/>
+        </w:rPr>
+        <w:tab/>
+      </w:r>
+      <w:r>
+        <w:rPr>
+          <w:rFonts w:hint="eastAsia"/>
+          <w:b/>
+          <w:sz w:val="26"/>
+          <w:szCs w:val="26"/>
+        </w:rPr>
+        <w:t>烟草复烤工艺质量智能决策系统</w:t>
+      </w:r>
+      <w:r>
+        <w:rPr>
+          <w:b/>
+          <w:spacing w:val="53"/>
+        </w:rPr>
+        <w:tab/>
+      </w:r>
+      <w:r>
+        <w:rPr>
+          <w:b/>
+          <w:spacing w:val="53"/>
+        </w:rPr>
+        <w:tab/>
+        <w:t xml:space="preserve"> </w:t>
+      </w:r>
+      <w:r>
+        <w:rPr>
+          <w:rFonts w:hint="eastAsia"/>
+          <w:b/>
+          <w:spacing w:val="53"/>
+        </w:rPr>
+        <w:t xml:space="preserve">   </w:t>
+      </w:r>
+      <w:r>
+        <w:rPr>
           <w:rFonts w:ascii="Times New Roman" w:hAnsi="Times New Roman" w:cs="Times New Roman"/>
-          <w:bCs/>
-          <w:spacing w:val="-2"/>
+          <w:b/>
+          <w:sz w:val="24"/>
+          <w:szCs w:val="24"/>
+        </w:rPr>
+        <w:t>202</w:t>
+      </w:r>
+      <w:r>
+        <w:rPr>
+          <w:rFonts w:ascii="Times New Roman" w:hAnsi="Times New Roman" w:cs="Times New Roman" w:hint="eastAsia"/>
+          <w:b/>
+          <w:sz w:val="24"/>
+          <w:szCs w:val="24"/>
+        </w:rPr>
+        <w:t>6</w:t>
+      </w:r>
+      <w:r>
+        <w:rPr>
+          <w:rFonts w:ascii="Times New Roman" w:hAnsi="Times New Roman" w:cs="Times New Roman"/>
+          <w:b/>
+          <w:sz w:val="24"/>
+          <w:szCs w:val="24"/>
+        </w:rPr>
+        <w:t>.0</w:t>
+      </w:r>
+      <w:r>
+        <w:rPr>
+          <w:rFonts w:ascii="Times New Roman" w:hAnsi="Times New Roman" w:cs="Times New Roman" w:hint="eastAsia"/>
+          <w:b/>
+          <w:sz w:val="24"/>
+          <w:szCs w:val="24"/>
+        </w:rPr>
+        <w:t>3</w:t>
+      </w:r>
+      <w:r>
+        <w:rPr>
+          <w:rFonts w:ascii="Times New Roman" w:hAnsi="Times New Roman" w:cs="Times New Roman"/>
+          <w:b/>
+          <w:sz w:val="24"/>
+          <w:szCs w:val="24"/>
+        </w:rPr>
+        <w:t xml:space="preserve"> -</w:t>
+      </w:r>
+      <w:r>
+        <w:rPr>
+          <w:rFonts w:ascii="Times New Roman" w:hAnsi="Times New Roman" w:cs="Times New Roman"/>
+          <w:b/>
+          <w:sz w:val="21"/>
+          <w:szCs w:val="21"/>
+        </w:rPr>
+        <w:t xml:space="preserve"> </w:t>
+      </w:r>
+      <w:r>
+        <w:rPr>
+          <w:rFonts w:ascii="Times New Roman" w:hAnsi="Times New Roman" w:cs="Times New Roman" w:hint="eastAsia"/>
+          <w:b/>
+          <w:sz w:val="21"/>
+          <w:szCs w:val="21"/>
+        </w:rPr>
+        <w:t>至今</w:t>
+      </w:r>
+    </w:p>
+    <w:p>
+      <w:pPr>
+        <w:spacing w:line="320" w:lineRule="exact"/>
+        <w:ind w:left="153" w:right="181"/>
+        <w:jc w:val="both"/>
+        <w:rPr>
+          <w:rFonts w:ascii="Times New Roman" w:hAnsi="Times New Roman"/>
+          <w:bCs/>
+          <w:spacing w:val="53"/>
         </w:rPr>
       </w:pPr>
       <w:r>
         <w:rPr>
-          <w:rFonts w:ascii="Times New Roman" w:hAnsi="Times New Roman" w:cs="Times New Roman" w:hint="eastAsia"/>
-          <w:bCs/>
-          <w:spacing w:val="-2"/>
-        </w:rPr>
-        <w:t>6</w:t>
-      </w:r>
-      <w:r>
-        <w:rPr>
-          <w:rFonts w:ascii="Times New Roman" w:hAnsi="Times New Roman" w:cs="Times New Roman" w:hint="eastAsia"/>
-          <w:bCs/>
-          <w:spacing w:val="-2"/>
-        </w:rPr>
-        <w:t>、</w:t>
-      </w:r>
-      <w:r>
-        <w:rPr>
-          <w:rFonts w:ascii="Times New Roman" w:hAnsi="Times New Roman" w:cs="Times New Roman" w:hint="eastAsia"/>
-          <w:b/>
-          <w:spacing w:val="-2"/>
-        </w:rPr>
-        <w:t>工程实践：</w:t>
-      </w:r>
-      <w:r>
-        <w:rPr>
-          <w:rFonts w:ascii="Times New Roman" w:hAnsi="Times New Roman" w:hint="eastAsia"/>
-        </w:rPr>
-        <w:t>熟悉</w:t>
-      </w:r>
-      <w:r>
-        <w:rPr>
           <w:rFonts w:ascii="Times New Roman" w:hAnsi="Times New Roman"/>
-        </w:rPr>
-        <w:t xml:space="preserve"> RabbitMQ</w:t>
-      </w:r>
-      <w:r>
+          <w:b/>
+          <w:spacing w:val="-2"/>
+        </w:rPr>
+        <w:t>项目简介：</w:t>
+      </w:r>
+      <w:r>
+        <w:rPr>
+          <w:rFonts w:hint="eastAsia"/>
+        </w:rPr>
+        <w:t>面向烟叶复</w:t>
+      </w:r>
+      <w:proofErr w:type="gramStart"/>
+      <w:r>
+        <w:rPr>
+          <w:rFonts w:hint="eastAsia"/>
+        </w:rPr>
+        <w:t>烤生产</w:t>
+      </w:r>
+      <w:proofErr w:type="gramEnd"/>
+      <w:r>
+        <w:rPr>
+          <w:rFonts w:hint="eastAsia"/>
+        </w:rPr>
+        <w:t>过程中的质量预测、工艺参数推荐及异常报警需求，接入实时生产数据，构建集数据分析、质量预测、参数优化和异常预警于一体的智能决策系统。</w:t>
+      </w:r>
+    </w:p>
+    <w:p>
+      <w:pPr>
+        <w:spacing w:before="18" w:line="320" w:lineRule="exact"/>
+        <w:ind w:left="153" w:right="181"/>
+        <w:jc w:val="both"/>
         <w:rPr>
           <w:rFonts w:ascii="Times New Roman" w:hAnsi="Times New Roman"/>
-        </w:rPr>
-        <w:t>、</w:t>
+          <w:bCs/>
+          <w:spacing w:val="-2"/>
+        </w:rPr>
+      </w:pPr>
+      <w:r>
+        <w:rPr>
+          <w:rFonts w:hint="eastAsia"/>
+          <w:b/>
+        </w:rPr>
+        <w:t>项目职责</w:t>
+      </w:r>
+      <w:r>
+        <w:rPr>
+          <w:b/>
+        </w:rPr>
+        <w:t>：</w:t>
+      </w:r>
+      <w:r>
+        <w:rPr>
+          <w:rFonts w:ascii="Times New Roman" w:hAnsi="Times New Roman" w:hint="eastAsia"/>
+          <w:bCs/>
+          <w:spacing w:val="-2"/>
+        </w:rPr>
+        <w:t>（</w:t>
+      </w:r>
+      <w:r>
+        <w:rPr>
+          <w:rFonts w:ascii="Times New Roman" w:hAnsi="Times New Roman" w:hint="eastAsia"/>
+          <w:bCs/>
+          <w:spacing w:val="-2"/>
+        </w:rPr>
+        <w:t>1</w:t>
+      </w:r>
+      <w:r>
+        <w:rPr>
+          <w:rFonts w:ascii="Times New Roman" w:hAnsi="Times New Roman" w:hint="eastAsia"/>
+          <w:bCs/>
+          <w:spacing w:val="-2"/>
+        </w:rPr>
+        <w:t>）</w:t>
+      </w:r>
+      <w:r>
+        <w:rPr>
+          <w:rFonts w:ascii="Times New Roman" w:hAnsi="Times New Roman" w:hint="eastAsia"/>
+          <w:bCs/>
+          <w:spacing w:val="-2"/>
+        </w:rPr>
+        <w:t>接入</w:t>
+      </w:r>
+      <w:r>
+        <w:rPr>
+          <w:rFonts w:ascii="Times New Roman" w:hAnsi="Times New Roman"/>
+          <w:bCs/>
+          <w:spacing w:val="-2"/>
+        </w:rPr>
+        <w:t xml:space="preserve"> </w:t>
       </w:r>
       <w:proofErr w:type="spellStart"/>
       <w:r>
         <w:rPr>
           <w:rFonts w:ascii="Times New Roman" w:hAnsi="Times New Roman"/>
-        </w:rPr>
-        <w:t>MinIO</w:t>
+          <w:bCs/>
+          <w:spacing w:val="-2"/>
+        </w:rPr>
+        <w:t>TDengine</w:t>
       </w:r>
       <w:proofErr w:type="spellEnd"/>
       <w:r>
         <w:rPr>
           <w:rFonts w:ascii="Times New Roman" w:hAnsi="Times New Roman"/>
+          <w:bCs/>
+          <w:spacing w:val="-2"/>
         </w:rPr>
         <w:t xml:space="preserve"> </w:t>
       </w:r>
       <w:r>
         <w:rPr>
-          <w:rFonts w:ascii="Times New Roman" w:hAnsi="Times New Roman" w:hint="eastAsia"/>
-        </w:rPr>
-        <w:t>、</w:t>
-      </w:r>
-      <w:r>
-        <w:rPr>
           <w:rFonts w:ascii="Times New Roman" w:hAnsi="Times New Roman"/>
-        </w:rPr>
-        <w:t>Docker</w:t>
+          <w:b/>
+          <w:spacing w:val="-2"/>
+        </w:rPr>
+        <w:t>实时生产数据</w:t>
       </w:r>
       <w:r>
         <w:rPr>
           <w:rFonts w:ascii="Times New Roman" w:hAnsi="Times New Roman"/>
-        </w:rPr>
-        <w:t>、</w:t>
+          <w:bCs/>
+          <w:spacing w:val="-2"/>
+        </w:rPr>
+        <w:t>，完成数据查询</w:t>
+      </w:r>
+      <w:r>
+        <w:rPr>
+          <w:rFonts w:ascii="Times New Roman" w:hAnsi="Times New Roman" w:hint="eastAsia"/>
+          <w:bCs/>
+          <w:spacing w:val="-2"/>
+        </w:rPr>
+        <w:t>与</w:t>
       </w:r>
       <w:r>
         <w:rPr>
           <w:rFonts w:ascii="Times New Roman" w:hAnsi="Times New Roman"/>
-        </w:rPr>
-        <w:t>Linux</w:t>
-      </w:r>
-      <w:r>
+          <w:bCs/>
+          <w:spacing w:val="-2"/>
+        </w:rPr>
+        <w:t>处理，为模型预测与工艺优化提供实时数据；</w:t>
+      </w:r>
+    </w:p>
+    <w:p>
+      <w:pPr>
+        <w:spacing w:before="18" w:line="320" w:lineRule="exact"/>
+        <w:ind w:left="720" w:right="181" w:firstLine="567"/>
+        <w:jc w:val="both"/>
+        <w:rPr>
+          <w:rFonts w:ascii="Times New Roman" w:hAnsi="Times New Roman" w:hint="eastAsia"/>
+          <w:bCs/>
+          <w:spacing w:val="-2"/>
+        </w:rPr>
+      </w:pPr>
+      <w:r>
+        <w:rPr>
+          <w:rFonts w:ascii="Times New Roman" w:hAnsi="Times New Roman" w:hint="eastAsia"/>
+          <w:bCs/>
+          <w:spacing w:val="-2"/>
+        </w:rPr>
+        <w:t>（</w:t>
+      </w:r>
+      <w:r>
+        <w:rPr>
+          <w:rFonts w:ascii="Times New Roman" w:hAnsi="Times New Roman" w:hint="eastAsia"/>
+          <w:bCs/>
+          <w:spacing w:val="-2"/>
+        </w:rPr>
+        <w:t>2</w:t>
+      </w:r>
+      <w:r>
+        <w:rPr>
+          <w:rFonts w:ascii="Times New Roman" w:hAnsi="Times New Roman" w:hint="eastAsia"/>
+          <w:bCs/>
+          <w:spacing w:val="-2"/>
+        </w:rPr>
+        <w:t>）</w:t>
+      </w:r>
+      <w:r>
+        <w:t>将质量预测模型封装为独立推理服务，</w:t>
+      </w:r>
+      <w:r>
+        <w:rPr>
+          <w:b/>
+          <w:bCs/>
+        </w:rPr>
+        <w:t xml:space="preserve">基于 </w:t>
+      </w:r>
+      <w:proofErr w:type="spellStart"/>
+      <w:r>
+        <w:rPr>
+          <w:b/>
+          <w:bCs/>
+        </w:rPr>
+        <w:t>FastAPI</w:t>
+      </w:r>
+      <w:proofErr w:type="spellEnd"/>
+      <w:r>
+        <w:rPr>
+          <w:b/>
+          <w:bCs/>
+        </w:rPr>
+        <w:t xml:space="preserve"> 提供 HTTP 接口</w:t>
+      </w:r>
+      <w:r>
+        <w:t>，实现算法与业务系统解耦及模型服务化部署。</w:t>
+      </w:r>
+    </w:p>
+    <w:p>
+      <w:pPr>
+        <w:spacing w:before="18" w:line="320" w:lineRule="exact"/>
+        <w:ind w:left="720" w:right="181" w:firstLine="567"/>
+        <w:jc w:val="both"/>
         <w:rPr>
           <w:rFonts w:ascii="Times New Roman" w:hAnsi="Times New Roman"/>
-        </w:rPr>
-        <w:t>、</w:t>
-      </w:r>
-      <w:r>
-        <w:rPr>
-          <w:rFonts w:ascii="Times New Roman" w:hAnsi="Times New Roman"/>
-        </w:rPr>
-        <w:t xml:space="preserve">Git </w:t>
-      </w:r>
-      <w:r>
-        <w:rPr>
-          <w:rFonts w:ascii="Times New Roman" w:hAnsi="Times New Roman"/>
-        </w:rPr>
-        <w:t>与</w:t>
-      </w:r>
-      <w:r>
-        <w:rPr>
-          <w:rFonts w:ascii="Times New Roman" w:hAnsi="Times New Roman"/>
-        </w:rPr>
-        <w:t xml:space="preserve"> Maven</w:t>
-      </w:r>
-      <w:r>
-        <w:rPr>
-          <w:rFonts w:ascii="Times New Roman" w:hAnsi="Times New Roman"/>
-        </w:rPr>
-        <w:t>，了解</w:t>
-      </w:r>
-      <w:r>
-        <w:rPr>
-          <w:rFonts w:ascii="Times New Roman" w:hAnsi="Times New Roman"/>
-        </w:rPr>
-        <w:t xml:space="preserve">Prometheus </w:t>
-      </w:r>
-      <w:r>
-        <w:rPr>
-          <w:rFonts w:ascii="Times New Roman" w:hAnsi="Times New Roman"/>
-        </w:rPr>
-        <w:t>和</w:t>
-      </w:r>
-      <w:r>
-        <w:rPr>
-          <w:rFonts w:ascii="Times New Roman" w:hAnsi="Times New Roman"/>
-        </w:rPr>
-        <w:t xml:space="preserve"> Grafana</w:t>
-      </w:r>
-      <w:r>
-        <w:rPr>
-          <w:rFonts w:ascii="Times New Roman" w:hAnsi="Times New Roman" w:hint="eastAsia"/>
+          <w:bCs/>
+          <w:spacing w:val="-2"/>
+        </w:rPr>
+      </w:pPr>
+      <w:r>
+        <w:rPr>
+          <w:rFonts w:ascii="Times New Roman" w:hAnsi="Times New Roman" w:hint="eastAsia"/>
+          <w:bCs/>
+          <w:spacing w:val="-2"/>
+        </w:rPr>
+        <w:t>（</w:t>
+      </w:r>
+      <w:r>
+        <w:rPr>
+          <w:rFonts w:ascii="Times New Roman" w:hAnsi="Times New Roman" w:hint="eastAsia"/>
+          <w:bCs/>
+          <w:spacing w:val="-2"/>
+        </w:rPr>
+        <w:t>3</w:t>
+      </w:r>
+      <w:r>
+        <w:rPr>
+          <w:rFonts w:ascii="Times New Roman" w:hAnsi="Times New Roman" w:hint="eastAsia"/>
+          <w:bCs/>
+          <w:spacing w:val="-2"/>
+        </w:rPr>
+        <w:t>）</w:t>
+      </w:r>
+      <w:r>
+        <w:rPr>
+          <w:rFonts w:ascii="Times New Roman" w:hAnsi="Times New Roman" w:hint="eastAsia"/>
+          <w:bCs/>
+          <w:spacing w:val="-2"/>
+        </w:rPr>
+        <w:t>结合生产过程数据构建质</w:t>
+      </w:r>
+      <w:r>
+        <w:rPr>
+          <w:rFonts w:ascii="Times New Roman" w:hAnsi="Times New Roman" w:hint="eastAsia"/>
+          <w:b/>
+          <w:spacing w:val="-2"/>
+        </w:rPr>
+        <w:t>量预测、工艺参数推荐及异常报警</w:t>
+      </w:r>
+      <w:r>
+        <w:rPr>
+          <w:rFonts w:ascii="Times New Roman" w:hAnsi="Times New Roman" w:hint="eastAsia"/>
+          <w:bCs/>
+          <w:spacing w:val="-2"/>
+        </w:rPr>
+        <w:t>能力，支持生产过程辅助决策；</w:t>
+      </w:r>
+    </w:p>
+    <w:p>
+      <w:pPr>
+        <w:spacing w:before="18" w:line="320" w:lineRule="exact"/>
+        <w:ind w:left="720" w:right="181" w:firstLine="567"/>
+        <w:jc w:val="both"/>
+        <w:rPr>
+          <w:rFonts w:ascii="Times New Roman" w:hAnsi="Times New Roman" w:hint="eastAsia"/>
+          <w:bCs/>
+          <w:spacing w:val="-2"/>
+        </w:rPr>
+      </w:pPr>
+      <w:r>
+        <w:rPr>
+          <w:rFonts w:ascii="Times New Roman" w:hAnsi="Times New Roman" w:hint="eastAsia"/>
+          <w:bCs/>
+          <w:spacing w:val="-2"/>
+        </w:rPr>
+        <w:t>（</w:t>
+      </w:r>
+      <w:r>
+        <w:rPr>
+          <w:rFonts w:ascii="Times New Roman" w:hAnsi="Times New Roman" w:hint="eastAsia"/>
+          <w:bCs/>
+          <w:spacing w:val="-2"/>
+        </w:rPr>
+        <w:t>4</w:t>
+      </w:r>
+      <w:r>
+        <w:rPr>
+          <w:rFonts w:ascii="Times New Roman" w:hAnsi="Times New Roman" w:hint="eastAsia"/>
+          <w:bCs/>
+          <w:spacing w:val="-2"/>
+        </w:rPr>
+        <w:t>）</w:t>
+      </w:r>
+      <w:r>
+        <w:rPr>
+          <w:rFonts w:ascii="Times New Roman" w:hAnsi="Times New Roman" w:hint="eastAsia"/>
+          <w:bCs/>
+          <w:spacing w:val="-2"/>
+        </w:rPr>
+        <w:t>设计算法服务与业务系统的接口及调用流程，推动模型从离线实验向</w:t>
+      </w:r>
+      <w:r>
+        <w:rPr>
+          <w:rFonts w:ascii="Times New Roman" w:hAnsi="Times New Roman" w:hint="eastAsia"/>
+          <w:b/>
+          <w:spacing w:val="-2"/>
+        </w:rPr>
+        <w:t>生产系统集成落地</w:t>
+      </w:r>
+      <w:r>
+        <w:rPr>
+          <w:rFonts w:ascii="Times New Roman" w:hAnsi="Times New Roman" w:hint="eastAsia"/>
+          <w:bCs/>
+          <w:spacing w:val="-2"/>
         </w:rPr>
         <w:t>；</w:t>
       </w:r>
     </w:p>
-    <w:bookmarkEnd w:id="0"/>
     <w:p>
       <w:pPr>
         <w:pStyle w:val="1"/>
@@ -3680,7 +2674,7 @@
           </mc:Choice>
           <mc:Fallback>
             <w:pict>
-              <v:shape w14:anchorId="41318064" id="Graphic 12" o:spid="_x0000_s1034" style="position:absolute;left:0;text-align:left;margin-left:103.65pt;margin-top:8.5pt;width:462.95pt;height:3.6pt;z-index:251659264;visibility:visible;mso-wrap-style:square;mso-width-percent:0;mso-height-percent:0;mso-wrap-distance-left:0;mso-wrap-distance-top:0;mso-wrap-distance-right:0;mso-wrap-distance-bottom:0;mso-position-horizontal:absolute;mso-position-horizontal-relative:page;mso-position-vertical:absolute;mso-position-vertical-relative:text;mso-width-percent:0;mso-height-percent:0;mso-width-relative:margin;mso-height-relative:margin;v-text-anchor:top" coordsize="6065520,33655" o:spt="100" o:gfxdata="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" adj="-11796480,,5400" path="m15875,33654l,17779,304,14693,6049645,r3086,304l6065520,15874r-305,3099l15875,33654xe" fillcolor="#c00000" stroked="f">
+              <v:shape w14:anchorId="41318064" id="Graphic 12" o:spid="_x0000_s1033" style="position:absolute;left:0;text-align:left;margin-left:103.65pt;margin-top:8.5pt;width:462.95pt;height:3.6pt;z-index:251659264;visibility:visible;mso-wrap-style:square;mso-width-percent:0;mso-height-percent:0;mso-wrap-distance-left:0;mso-wrap-distance-top:0;mso-wrap-distance-right:0;mso-wrap-distance-bottom:0;mso-position-horizontal:absolute;mso-position-horizontal-relative:page;mso-position-vertical:absolute;mso-position-vertical-relative:text;mso-width-percent:0;mso-height-percent:0;mso-width-relative:margin;mso-height-relative:margin;v-text-anchor:top" coordsize="6065520,33655" o:spt="100" o:gfxdata="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" adj="-11796480,,5400" path="m15875,33654l,17779,304,14693,6049645,r3086,304l6065520,15874r-305,3099l15875,33654xe" fillcolor="#c00000" stroked="f">
                 <v:stroke joinstyle="miter"/>
                 <v:formulas/>
                 <v:path arrowok="t" o:connecttype="custom" textboxrect="0,0,6065520,33655"/>
@@ -3835,6 +2829,116 @@
           <w:spacing w:val="-2"/>
         </w:rPr>
         <w:t>作）</w:t>
+      </w:r>
+    </w:p>
+    <w:p>
+      <w:pPr>
+        <w:spacing w:line="280" w:lineRule="exact"/>
+        <w:ind w:left="164"/>
+        <w:rPr>
+          <w:rFonts w:ascii="Times New Roman" w:hAnsi="Times New Roman" w:cs="Times New Roman"/>
+          <w:bCs/>
+          <w:spacing w:val="-2"/>
+        </w:rPr>
+      </w:pPr>
+      <w:r>
+        <w:rPr>
+          <w:rFonts w:ascii="Times New Roman" w:hAnsi="Times New Roman" w:cs="Times New Roman" w:hint="eastAsia"/>
+          <w:bCs/>
+          <w:spacing w:val="-2"/>
+        </w:rPr>
+        <w:t>◆</w:t>
+      </w:r>
+      <w:r>
+        <w:rPr>
+          <w:rFonts w:ascii="Times New Roman" w:hAnsi="Times New Roman" w:cs="Times New Roman" w:hint="eastAsia"/>
+          <w:bCs/>
+          <w:spacing w:val="-2"/>
+        </w:rPr>
+        <w:t>专利：《</w:t>
+      </w:r>
+      <w:r>
+        <w:rPr>
+          <w:rFonts w:ascii="Times New Roman" w:hAnsi="Times New Roman" w:cs="Times New Roman" w:hint="eastAsia"/>
+          <w:bCs/>
+          <w:spacing w:val="-2"/>
+        </w:rPr>
+        <w:t>基于物理信息神经网络异构域适应的刀具磨损与寿命预测方法</w:t>
+      </w:r>
+      <w:r>
+        <w:rPr>
+          <w:rFonts w:ascii="Times New Roman" w:hAnsi="Times New Roman" w:cs="Times New Roman" w:hint="eastAsia"/>
+          <w:bCs/>
+          <w:spacing w:val="-2"/>
+        </w:rPr>
+        <w:t>》</w:t>
+      </w:r>
+      <w:r>
+        <w:rPr>
+          <w:rFonts w:ascii="Times New Roman" w:hAnsi="Times New Roman" w:cs="Times New Roman"/>
+          <w:bCs/>
+          <w:spacing w:val="-2"/>
+        </w:rPr>
+        <w:t>202511801193.5</w:t>
+      </w:r>
+      <w:r>
+        <w:rPr>
+          <w:rFonts w:ascii="Times New Roman" w:hAnsi="Times New Roman" w:cs="Times New Roman" w:hint="eastAsia"/>
+          <w:bCs/>
+          <w:spacing w:val="-2"/>
+        </w:rPr>
+        <w:t>（已授</w:t>
+      </w:r>
+      <w:r>
+        <w:rPr>
+          <w:rFonts w:ascii="Times New Roman" w:hAnsi="Times New Roman" w:cs="Times New Roman" w:hint="eastAsia"/>
+          <w:bCs/>
+          <w:spacing w:val="-2"/>
+        </w:rPr>
+        <w:t>权</w:t>
+      </w:r>
+      <w:r>
+        <w:rPr>
+          <w:rFonts w:ascii="Times New Roman" w:hAnsi="Times New Roman" w:cs="Times New Roman" w:hint="eastAsia"/>
+          <w:bCs/>
+          <w:spacing w:val="-2"/>
+        </w:rPr>
+        <w:t>，学生</w:t>
+      </w:r>
+      <w:r>
+        <w:rPr>
+          <w:rFonts w:ascii="Times New Roman" w:hAnsi="Times New Roman" w:cs="Times New Roman" w:hint="eastAsia"/>
+          <w:bCs/>
+          <w:spacing w:val="-2"/>
+        </w:rPr>
+        <w:t>二</w:t>
+      </w:r>
+      <w:r>
+        <w:rPr>
+          <w:rFonts w:ascii="Times New Roman" w:hAnsi="Times New Roman" w:cs="Times New Roman" w:hint="eastAsia"/>
+          <w:bCs/>
+          <w:spacing w:val="-2"/>
+        </w:rPr>
+        <w:t>作）</w:t>
+      </w:r>
+    </w:p>
+    <w:p>
+      <w:pPr>
+        <w:spacing w:line="320" w:lineRule="exact"/>
+        <w:ind w:left="108" w:firstLine="56"/>
+        <w:rPr>
+          <w:rFonts w:ascii="Times New Roman" w:hAnsi="Times New Roman" w:cs="Times New Roman"/>
+          <w:bCs/>
+          <w:spacing w:val="-2"/>
+        </w:rPr>
+      </w:pPr>
+      <w:r>
+        <w:rPr>
+          <w:rFonts w:ascii="Times New Roman" w:hAnsi="Times New Roman" w:cs="Times New Roman" w:hint="eastAsia"/>
+          <w:bCs/>
+          <w:spacing w:val="-2"/>
+        </w:rPr>
+        <w:t>◆国家重点实验室管理员，负责处理实验室正常运转的相关事务，积极与导师和同学进行项目交流对接；</w:t>
       </w:r>
     </w:p>
     <w:sectPr>
